--- a/backend/src/main/resources/templates/meeting-log-fyp2.docx
+++ b/backend/src/main/resources/templates/meeting-log-fyp2.docx
@@ -99,7 +99,7 @@
           </mc:Choice>
           <mc:Fallback>
             <w:pict>
-              <v:shape w14:anchorId="50921550" id="Graphic 1" o:spid="_x0000_s1026" style="position:absolute;margin-left:574.9pt;margin-top:113.65pt;width:.5pt;height:8.55pt;z-index:15728640;visibility:visible;mso-wrap-style:square;mso-wrap-distance-left:0;mso-wrap-distance-top:0;mso-wrap-distance-right:0;mso-wrap-distance-bottom:0;mso-position-horizontal:absolute;mso-position-horizontal-relative:page;mso-position-vertical:absolute;mso-position-vertical-relative:page;v-text-anchor:top" coordsize="6350,108585" o:gfxdata="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" path="m6096,l,,,6096,,108204r6096,l6096,6096,6096,xe" fillcolor="black" stroked="f">
+              <v:shape w14:anchorId="3F8E52CB" id="Graphic 1" o:spid="_x0000_s1026" style="position:absolute;margin-left:574.9pt;margin-top:113.65pt;width:.5pt;height:8.55pt;z-index:15728640;visibility:visible;mso-wrap-style:square;mso-wrap-distance-left:0;mso-wrap-distance-top:0;mso-wrap-distance-right:0;mso-wrap-distance-bottom:0;mso-position-horizontal:absolute;mso-position-horizontal-relative:page;mso-position-vertical:absolute;mso-position-vertical-relative:page;v-text-anchor:top" coordsize="6350,108585" o:gfxdata="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" path="m6096,l,,,6096,,108204r6096,l6096,6096,6096,xe" fillcolor="black" stroked="f">
                 <v:path arrowok="t"/>
                 <w10:wrap anchorx="page" anchory="page"/>
               </v:shape>
@@ -114,1284 +114,8 @@
           <w:noProof/>
           <w:sz w:val="20"/>
         </w:rPr>
-        <mc:AlternateContent>
-          <mc:Choice Requires="wps">
-            <w:drawing>
-              <wp:anchor distT="0" distB="0" distL="0" distR="0" simplePos="0" relativeHeight="15733248" behindDoc="0" locked="0" layoutInCell="1" allowOverlap="1" wp14:anchorId="34B84B46" wp14:editId="1D2C7D18">
-                <wp:simplePos x="0" y="0"/>
-                <wp:positionH relativeFrom="page">
-                  <wp:posOffset>954328</wp:posOffset>
-                </wp:positionH>
-                <wp:positionV relativeFrom="page">
-                  <wp:posOffset>3137026</wp:posOffset>
-                </wp:positionV>
-                <wp:extent cx="5253990" cy="222250"/>
-                <wp:effectExtent l="0" t="0" r="0" b="0"/>
-                <wp:wrapNone/>
-                <wp:docPr id="2" name="Textbox 2"/>
-                <wp:cNvGraphicFramePr>
-                  <a:graphicFrameLocks xmlns:a="http://schemas.openxmlformats.org/drawingml/2006/main"/>
-                </wp:cNvGraphicFramePr>
-                <a:graphic xmlns:a="http://schemas.openxmlformats.org/drawingml/2006/main">
-                  <a:graphicData uri="http://schemas.microsoft.com/office/word/2010/wordprocessingShape">
-                    <wps:wsp>
-                      <wps:cNvSpPr txBox="1">
-                        <a:spLocks/>
-                      </wps:cNvSpPr>
-                      <wps:spPr>
-                        <a:xfrm>
-                          <a:off x="0" y="0"/>
-                          <a:ext cx="5253990" cy="222250"/>
-                        </a:xfrm>
-                        <a:prstGeom prst="rect">
-                          <a:avLst/>
-                        </a:prstGeom>
-                      </wps:spPr>
-                      <wps:txbx>
-                        <w:txbxContent>
-                          <w:tbl>
-                            <w:tblPr>
-                              <w:tblW w:w="0" w:type="auto"/>
-                              <w:tblInd w:w="67" w:type="dxa"/>
-                              <w:tblLayout w:type="fixed"/>
-                              <w:tblCellMar>
-                                <w:left w:w="0" w:type="dxa"/>
-                                <w:right w:w="0" w:type="dxa"/>
-                              </w:tblCellMar>
-                              <w:tblLook w:val="01E0" w:firstRow="1" w:lastRow="1" w:firstColumn="1" w:lastColumn="1" w:noHBand="0" w:noVBand="0"/>
-                            </w:tblPr>
-                            <w:tblGrid>
-                              <w:gridCol w:w="326"/>
-                              <w:gridCol w:w="2667"/>
-                              <w:gridCol w:w="302"/>
-                              <w:gridCol w:w="1968"/>
-                              <w:gridCol w:w="345"/>
-                              <w:gridCol w:w="1355"/>
-                              <w:gridCol w:w="263"/>
-                              <w:gridCol w:w="922"/>
-                            </w:tblGrid>
-                            <w:tr>
-                              <w:trPr>
-                                <w:trHeight w:val="170"/>
-                              </w:trPr>
-                              <w:tc>
-                                <w:tcPr>
-                                  <w:tcW w:w="326" w:type="dxa"/>
-                                  <w:tcBorders>
-                                    <w:bottom w:val="single" w:sz="4" w:space="0" w:color="000000"/>
-                                  </w:tcBorders>
-                                </w:tcPr>
-                                <w:p>
-                                  <w:pPr>
-                                    <w:pStyle w:val="TableParagraph"/>
-                                    <w:rPr>
-                                      <w:rFonts w:ascii="Times New Roman"/>
-                                      <w:sz w:val="10"/>
-                                    </w:rPr>
-                                  </w:pPr>
-                                </w:p>
-                              </w:tc>
-                              <w:tc>
-                                <w:tcPr>
-                                  <w:tcW w:w="2667" w:type="dxa"/>
-                                </w:tcPr>
-                                <w:p>
-                                  <w:pPr>
-                                    <w:pStyle w:val="TableParagraph"/>
-                                    <w:rPr>
-                                      <w:rFonts w:ascii="Times New Roman"/>
-                                      <w:sz w:val="10"/>
-                                    </w:rPr>
-                                  </w:pPr>
-                                </w:p>
-                              </w:tc>
-                              <w:tc>
-                                <w:tcPr>
-                                  <w:tcW w:w="302" w:type="dxa"/>
-                                  <w:tcBorders>
-                                    <w:bottom w:val="single" w:sz="4" w:space="0" w:color="000000"/>
-                                  </w:tcBorders>
-                                </w:tcPr>
-                                <w:p>
-                                  <w:pPr>
-                                    <w:pStyle w:val="TableParagraph"/>
-                                    <w:rPr>
-                                      <w:rFonts w:ascii="Times New Roman"/>
-                                      <w:sz w:val="10"/>
-                                    </w:rPr>
-                                  </w:pPr>
-                                </w:p>
-                              </w:tc>
-                              <w:tc>
-                                <w:tcPr>
-                                  <w:tcW w:w="1968" w:type="dxa"/>
-                                </w:tcPr>
-                                <w:p>
-                                  <w:pPr>
-                                    <w:pStyle w:val="TableParagraph"/>
-                                    <w:rPr>
-                                      <w:rFonts w:ascii="Times New Roman"/>
-                                      <w:sz w:val="10"/>
-                                    </w:rPr>
-                                  </w:pPr>
-                                </w:p>
-                              </w:tc>
-                              <w:tc>
-                                <w:tcPr>
-                                  <w:tcW w:w="345" w:type="dxa"/>
-                                  <w:tcBorders>
-                                    <w:bottom w:val="single" w:sz="4" w:space="0" w:color="000000"/>
-                                  </w:tcBorders>
-                                </w:tcPr>
-                                <w:p>
-                                  <w:pPr>
-                                    <w:pStyle w:val="TableParagraph"/>
-                                    <w:rPr>
-                                      <w:rFonts w:ascii="Times New Roman"/>
-                                      <w:sz w:val="10"/>
-                                    </w:rPr>
-                                  </w:pPr>
-                                </w:p>
-                              </w:tc>
-                              <w:tc>
-                                <w:tcPr>
-                                  <w:tcW w:w="1355" w:type="dxa"/>
-                                </w:tcPr>
-                                <w:p>
-                                  <w:pPr>
-                                    <w:pStyle w:val="TableParagraph"/>
-                                    <w:rPr>
-                                      <w:rFonts w:ascii="Times New Roman"/>
-                                      <w:sz w:val="10"/>
-                                    </w:rPr>
-                                  </w:pPr>
-                                </w:p>
-                              </w:tc>
-                              <w:tc>
-                                <w:tcPr>
-                                  <w:tcW w:w="263" w:type="dxa"/>
-                                  <w:tcBorders>
-                                    <w:bottom w:val="single" w:sz="4" w:space="0" w:color="000000"/>
-                                  </w:tcBorders>
-                                </w:tcPr>
-                                <w:p>
-                                  <w:pPr>
-                                    <w:pStyle w:val="TableParagraph"/>
-                                    <w:rPr>
-                                      <w:rFonts w:ascii="Times New Roman"/>
-                                      <w:sz w:val="10"/>
-                                    </w:rPr>
-                                  </w:pPr>
-                                </w:p>
-                              </w:tc>
-                              <w:tc>
-                                <w:tcPr>
-                                  <w:tcW w:w="922" w:type="dxa"/>
-                                </w:tcPr>
-                                <w:p>
-                                  <w:pPr>
-                                    <w:pStyle w:val="TableParagraph"/>
-                                    <w:rPr>
-                                      <w:rFonts w:ascii="Times New Roman"/>
-                                      <w:sz w:val="10"/>
-                                    </w:rPr>
-                                  </w:pPr>
-                                </w:p>
-                              </w:tc>
-                            </w:tr>
-                            <w:tr>
-                              <w:trPr>
-                                <w:trHeight w:val="170"/>
-                              </w:trPr>
-                              <w:tc>
-                                <w:tcPr>
-                                  <w:tcW w:w="326" w:type="dxa"/>
-                                  <w:tcBorders>
-                                    <w:top w:val="single" w:sz="4" w:space="0" w:color="000000"/>
-                                  </w:tcBorders>
-                                </w:tcPr>
-                                <w:p>
-                                  <w:pPr>
-                                    <w:pStyle w:val="TableParagraph"/>
-                                    <w:rPr>
-                                      <w:rFonts w:ascii="Times New Roman"/>
-                                      <w:sz w:val="10"/>
-                                    </w:rPr>
-                                  </w:pPr>
-                                </w:p>
-                              </w:tc>
-                              <w:tc>
-                                <w:tcPr>
-                                  <w:tcW w:w="2667" w:type="dxa"/>
-                                </w:tcPr>
-                                <w:p>
-                                  <w:pPr>
-                                    <w:pStyle w:val="TableParagraph"/>
-                                    <w:rPr>
-                                      <w:rFonts w:ascii="Times New Roman"/>
-                                      <w:sz w:val="10"/>
-                                    </w:rPr>
-                                  </w:pPr>
-                                </w:p>
-                              </w:tc>
-                              <w:tc>
-                                <w:tcPr>
-                                  <w:tcW w:w="302" w:type="dxa"/>
-                                  <w:tcBorders>
-                                    <w:top w:val="single" w:sz="4" w:space="0" w:color="000000"/>
-                                  </w:tcBorders>
-                                </w:tcPr>
-                                <w:p>
-                                  <w:pPr>
-                                    <w:pStyle w:val="TableParagraph"/>
-                                    <w:rPr>
-                                      <w:rFonts w:ascii="Times New Roman"/>
-                                      <w:sz w:val="10"/>
-                                    </w:rPr>
-                                  </w:pPr>
-                                </w:p>
-                              </w:tc>
-                              <w:tc>
-                                <w:tcPr>
-                                  <w:tcW w:w="1968" w:type="dxa"/>
-                                </w:tcPr>
-                                <w:p>
-                                  <w:pPr>
-                                    <w:pStyle w:val="TableParagraph"/>
-                                    <w:rPr>
-                                      <w:rFonts w:ascii="Times New Roman"/>
-                                      <w:sz w:val="10"/>
-                                    </w:rPr>
-                                  </w:pPr>
-                                </w:p>
-                              </w:tc>
-                              <w:tc>
-                                <w:tcPr>
-                                  <w:tcW w:w="345" w:type="dxa"/>
-                                  <w:tcBorders>
-                                    <w:top w:val="single" w:sz="4" w:space="0" w:color="000000"/>
-                                  </w:tcBorders>
-                                </w:tcPr>
-                                <w:p>
-                                  <w:pPr>
-                                    <w:pStyle w:val="TableParagraph"/>
-                                    <w:rPr>
-                                      <w:rFonts w:ascii="Times New Roman"/>
-                                      <w:sz w:val="10"/>
-                                    </w:rPr>
-                                  </w:pPr>
-                                </w:p>
-                              </w:tc>
-                              <w:tc>
-                                <w:tcPr>
-                                  <w:tcW w:w="1355" w:type="dxa"/>
-                                </w:tcPr>
-                                <w:p>
-                                  <w:pPr>
-                                    <w:pStyle w:val="TableParagraph"/>
-                                    <w:rPr>
-                                      <w:rFonts w:ascii="Times New Roman"/>
-                                      <w:sz w:val="10"/>
-                                    </w:rPr>
-                                  </w:pPr>
-                                </w:p>
-                              </w:tc>
-                              <w:tc>
-                                <w:tcPr>
-                                  <w:tcW w:w="263" w:type="dxa"/>
-                                  <w:tcBorders>
-                                    <w:top w:val="single" w:sz="4" w:space="0" w:color="000000"/>
-                                  </w:tcBorders>
-                                </w:tcPr>
-                                <w:p>
-                                  <w:pPr>
-                                    <w:pStyle w:val="TableParagraph"/>
-                                    <w:rPr>
-                                      <w:rFonts w:ascii="Times New Roman"/>
-                                      <w:sz w:val="10"/>
-                                    </w:rPr>
-                                  </w:pPr>
-                                </w:p>
-                              </w:tc>
-                              <w:tc>
-                                <w:tcPr>
-                                  <w:tcW w:w="922" w:type="dxa"/>
-                                </w:tcPr>
-                                <w:p>
-                                  <w:pPr>
-                                    <w:pStyle w:val="TableParagraph"/>
-                                    <w:rPr>
-                                      <w:rFonts w:ascii="Times New Roman"/>
-                                      <w:sz w:val="10"/>
-                                    </w:rPr>
-                                  </w:pPr>
-                                </w:p>
-                              </w:tc>
-                            </w:tr>
-                          </w:tbl>
-                          <w:p>
-                            <w:pPr>
-                              <w:pStyle w:val="BodyText"/>
-                            </w:pPr>
-                          </w:p>
-                        </w:txbxContent>
-                      </wps:txbx>
-                      <wps:bodyPr wrap="square" lIns="0" tIns="0" rIns="0" bIns="0" rtlCol="0">
-                        <a:noAutofit/>
-                      </wps:bodyPr>
-                    </wps:wsp>
-                  </a:graphicData>
-                </a:graphic>
-              </wp:anchor>
-            </w:drawing>
-          </mc:Choice>
-          <mc:Fallback>
-            <w:pict>
-              <v:shapetype w14:anchorId="34B84B46" id="_x0000_t202" coordsize="21600,21600" o:spt="202" path="m,l,21600r21600,l21600,xe">
-                <v:stroke joinstyle="miter"/>
-                <v:path gradientshapeok="t" o:connecttype="rect"/>
-              </v:shapetype>
-              <v:shape id="Textbox 2" o:spid="_x0000_s1026" type="#_x0000_t202" style="position:absolute;left:0;text-align:left;margin-left:75.15pt;margin-top:247pt;width:413.7pt;height:17.5pt;z-index:15733248;visibility:visible;mso-wrap-style:square;mso-wrap-distance-left:0;mso-wrap-distance-top:0;mso-wrap-distance-right:0;mso-wrap-distance-bottom:0;mso-position-horizontal:absolute;mso-position-horizontal-relative:page;mso-position-vertical:absolute;mso-position-vertical-relative:page;v-text-anchor:top" o:gfxdata="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" filled="f" stroked="f">
-                <v:textbox inset="0,0,0,0">
-                  <w:txbxContent>
-                    <w:tbl>
-                      <w:tblPr>
-                        <w:tblW w:w="0" w:type="auto"/>
-                        <w:tblInd w:w="67" w:type="dxa"/>
-                        <w:tblLayout w:type="fixed"/>
-                        <w:tblCellMar>
-                          <w:left w:w="0" w:type="dxa"/>
-                          <w:right w:w="0" w:type="dxa"/>
-                        </w:tblCellMar>
-                        <w:tblLook w:val="01E0" w:firstRow="1" w:lastRow="1" w:firstColumn="1" w:lastColumn="1" w:noHBand="0" w:noVBand="0"/>
-                      </w:tblPr>
-                      <w:tblGrid>
-                        <w:gridCol w:w="326"/>
-                        <w:gridCol w:w="2667"/>
-                        <w:gridCol w:w="302"/>
-                        <w:gridCol w:w="1968"/>
-                        <w:gridCol w:w="345"/>
-                        <w:gridCol w:w="1355"/>
-                        <w:gridCol w:w="263"/>
-                        <w:gridCol w:w="922"/>
-                      </w:tblGrid>
-                      <w:tr>
-                        <w:trPr>
-                          <w:trHeight w:val="170"/>
-                        </w:trPr>
-                        <w:tc>
-                          <w:tcPr>
-                            <w:tcW w:w="326" w:type="dxa"/>
-                            <w:tcBorders>
-                              <w:bottom w:val="single" w:sz="4" w:space="0" w:color="000000"/>
-                            </w:tcBorders>
-                          </w:tcPr>
-                          <w:p>
-                            <w:pPr>
-                              <w:pStyle w:val="TableParagraph"/>
-                              <w:rPr>
-                                <w:rFonts w:ascii="Times New Roman"/>
-                                <w:sz w:val="10"/>
-                              </w:rPr>
-                            </w:pPr>
-                          </w:p>
-                        </w:tc>
-                        <w:tc>
-                          <w:tcPr>
-                            <w:tcW w:w="2667" w:type="dxa"/>
-                          </w:tcPr>
-                          <w:p>
-                            <w:pPr>
-                              <w:pStyle w:val="TableParagraph"/>
-                              <w:rPr>
-                                <w:rFonts w:ascii="Times New Roman"/>
-                                <w:sz w:val="10"/>
-                              </w:rPr>
-                            </w:pPr>
-                          </w:p>
-                        </w:tc>
-                        <w:tc>
-                          <w:tcPr>
-                            <w:tcW w:w="302" w:type="dxa"/>
-                            <w:tcBorders>
-                              <w:bottom w:val="single" w:sz="4" w:space="0" w:color="000000"/>
-                            </w:tcBorders>
-                          </w:tcPr>
-                          <w:p>
-                            <w:pPr>
-                              <w:pStyle w:val="TableParagraph"/>
-                              <w:rPr>
-                                <w:rFonts w:ascii="Times New Roman"/>
-                                <w:sz w:val="10"/>
-                              </w:rPr>
-                            </w:pPr>
-                          </w:p>
-                        </w:tc>
-                        <w:tc>
-                          <w:tcPr>
-                            <w:tcW w:w="1968" w:type="dxa"/>
-                          </w:tcPr>
-                          <w:p>
-                            <w:pPr>
-                              <w:pStyle w:val="TableParagraph"/>
-                              <w:rPr>
-                                <w:rFonts w:ascii="Times New Roman"/>
-                                <w:sz w:val="10"/>
-                              </w:rPr>
-                            </w:pPr>
-                          </w:p>
-                        </w:tc>
-                        <w:tc>
-                          <w:tcPr>
-                            <w:tcW w:w="345" w:type="dxa"/>
-                            <w:tcBorders>
-                              <w:bottom w:val="single" w:sz="4" w:space="0" w:color="000000"/>
-                            </w:tcBorders>
-                          </w:tcPr>
-                          <w:p>
-                            <w:pPr>
-                              <w:pStyle w:val="TableParagraph"/>
-                              <w:rPr>
-                                <w:rFonts w:ascii="Times New Roman"/>
-                                <w:sz w:val="10"/>
-                              </w:rPr>
-                            </w:pPr>
-                          </w:p>
-                        </w:tc>
-                        <w:tc>
-                          <w:tcPr>
-                            <w:tcW w:w="1355" w:type="dxa"/>
-                          </w:tcPr>
-                          <w:p>
-                            <w:pPr>
-                              <w:pStyle w:val="TableParagraph"/>
-                              <w:rPr>
-                                <w:rFonts w:ascii="Times New Roman"/>
-                                <w:sz w:val="10"/>
-                              </w:rPr>
-                            </w:pPr>
-                          </w:p>
-                        </w:tc>
-                        <w:tc>
-                          <w:tcPr>
-                            <w:tcW w:w="263" w:type="dxa"/>
-                            <w:tcBorders>
-                              <w:bottom w:val="single" w:sz="4" w:space="0" w:color="000000"/>
-                            </w:tcBorders>
-                          </w:tcPr>
-                          <w:p>
-                            <w:pPr>
-                              <w:pStyle w:val="TableParagraph"/>
-                              <w:rPr>
-                                <w:rFonts w:ascii="Times New Roman"/>
-                                <w:sz w:val="10"/>
-                              </w:rPr>
-                            </w:pPr>
-                          </w:p>
-                        </w:tc>
-                        <w:tc>
-                          <w:tcPr>
-                            <w:tcW w:w="922" w:type="dxa"/>
-                          </w:tcPr>
-                          <w:p>
-                            <w:pPr>
-                              <w:pStyle w:val="TableParagraph"/>
-                              <w:rPr>
-                                <w:rFonts w:ascii="Times New Roman"/>
-                                <w:sz w:val="10"/>
-                              </w:rPr>
-                            </w:pPr>
-                          </w:p>
-                        </w:tc>
-                      </w:tr>
-                      <w:tr>
-                        <w:trPr>
-                          <w:trHeight w:val="170"/>
-                        </w:trPr>
-                        <w:tc>
-                          <w:tcPr>
-                            <w:tcW w:w="326" w:type="dxa"/>
-                            <w:tcBorders>
-                              <w:top w:val="single" w:sz="4" w:space="0" w:color="000000"/>
-                            </w:tcBorders>
-                          </w:tcPr>
-                          <w:p>
-                            <w:pPr>
-                              <w:pStyle w:val="TableParagraph"/>
-                              <w:rPr>
-                                <w:rFonts w:ascii="Times New Roman"/>
-                                <w:sz w:val="10"/>
-                              </w:rPr>
-                            </w:pPr>
-                          </w:p>
-                        </w:tc>
-                        <w:tc>
-                          <w:tcPr>
-                            <w:tcW w:w="2667" w:type="dxa"/>
-                          </w:tcPr>
-                          <w:p>
-                            <w:pPr>
-                              <w:pStyle w:val="TableParagraph"/>
-                              <w:rPr>
-                                <w:rFonts w:ascii="Times New Roman"/>
-                                <w:sz w:val="10"/>
-                              </w:rPr>
-                            </w:pPr>
-                          </w:p>
-                        </w:tc>
-                        <w:tc>
-                          <w:tcPr>
-                            <w:tcW w:w="302" w:type="dxa"/>
-                            <w:tcBorders>
-                              <w:top w:val="single" w:sz="4" w:space="0" w:color="000000"/>
-                            </w:tcBorders>
-                          </w:tcPr>
-                          <w:p>
-                            <w:pPr>
-                              <w:pStyle w:val="TableParagraph"/>
-                              <w:rPr>
-                                <w:rFonts w:ascii="Times New Roman"/>
-                                <w:sz w:val="10"/>
-                              </w:rPr>
-                            </w:pPr>
-                          </w:p>
-                        </w:tc>
-                        <w:tc>
-                          <w:tcPr>
-                            <w:tcW w:w="1968" w:type="dxa"/>
-                          </w:tcPr>
-                          <w:p>
-                            <w:pPr>
-                              <w:pStyle w:val="TableParagraph"/>
-                              <w:rPr>
-                                <w:rFonts w:ascii="Times New Roman"/>
-                                <w:sz w:val="10"/>
-                              </w:rPr>
-                            </w:pPr>
-                          </w:p>
-                        </w:tc>
-                        <w:tc>
-                          <w:tcPr>
-                            <w:tcW w:w="345" w:type="dxa"/>
-                            <w:tcBorders>
-                              <w:top w:val="single" w:sz="4" w:space="0" w:color="000000"/>
-                            </w:tcBorders>
-                          </w:tcPr>
-                          <w:p>
-                            <w:pPr>
-                              <w:pStyle w:val="TableParagraph"/>
-                              <w:rPr>
-                                <w:rFonts w:ascii="Times New Roman"/>
-                                <w:sz w:val="10"/>
-                              </w:rPr>
-                            </w:pPr>
-                          </w:p>
-                        </w:tc>
-                        <w:tc>
-                          <w:tcPr>
-                            <w:tcW w:w="1355" w:type="dxa"/>
-                          </w:tcPr>
-                          <w:p>
-                            <w:pPr>
-                              <w:pStyle w:val="TableParagraph"/>
-                              <w:rPr>
-                                <w:rFonts w:ascii="Times New Roman"/>
-                                <w:sz w:val="10"/>
-                              </w:rPr>
-                            </w:pPr>
-                          </w:p>
-                        </w:tc>
-                        <w:tc>
-                          <w:tcPr>
-                            <w:tcW w:w="263" w:type="dxa"/>
-                            <w:tcBorders>
-                              <w:top w:val="single" w:sz="4" w:space="0" w:color="000000"/>
-                            </w:tcBorders>
-                          </w:tcPr>
-                          <w:p>
-                            <w:pPr>
-                              <w:pStyle w:val="TableParagraph"/>
-                              <w:rPr>
-                                <w:rFonts w:ascii="Times New Roman"/>
-                                <w:sz w:val="10"/>
-                              </w:rPr>
-                            </w:pPr>
-                          </w:p>
-                        </w:tc>
-                        <w:tc>
-                          <w:tcPr>
-                            <w:tcW w:w="922" w:type="dxa"/>
-                          </w:tcPr>
-                          <w:p>
-                            <w:pPr>
-                              <w:pStyle w:val="TableParagraph"/>
-                              <w:rPr>
-                                <w:rFonts w:ascii="Times New Roman"/>
-                                <w:sz w:val="10"/>
-                              </w:rPr>
-                            </w:pPr>
-                          </w:p>
-                        </w:tc>
-                      </w:tr>
-                    </w:tbl>
-                    <w:p>
-                      <w:pPr>
-                        <w:pStyle w:val="BodyText"/>
-                      </w:pPr>
-                    </w:p>
-                  </w:txbxContent>
-                </v:textbox>
-                <w10:wrap anchorx="page" anchory="page"/>
-              </v:shape>
-            </w:pict>
-          </mc:Fallback>
-        </mc:AlternateContent>
-      </w:r>
-      <w:r>
-        <w:rPr>
-          <w:rFonts w:ascii="Times New Roman"/>
-          <w:b w:val="0"/>
-          <w:noProof/>
-          <w:sz w:val="20"/>
-        </w:rPr>
-        <mc:AlternateContent>
-          <mc:Choice Requires="wps">
-            <w:drawing>
-              <wp:anchor distT="0" distB="0" distL="0" distR="0" simplePos="0" relativeHeight="15733760" behindDoc="0" locked="0" layoutInCell="1" allowOverlap="1" wp14:anchorId="4EC7D231" wp14:editId="62D77EC9">
-                <wp:simplePos x="0" y="0"/>
-                <wp:positionH relativeFrom="page">
-                  <wp:posOffset>954328</wp:posOffset>
-                </wp:positionH>
-                <wp:positionV relativeFrom="page">
-                  <wp:posOffset>4482719</wp:posOffset>
-                </wp:positionV>
-                <wp:extent cx="5253990" cy="223520"/>
-                <wp:effectExtent l="0" t="0" r="0" b="0"/>
-                <wp:wrapNone/>
-                <wp:docPr id="3" name="Textbox 3"/>
-                <wp:cNvGraphicFramePr>
-                  <a:graphicFrameLocks xmlns:a="http://schemas.openxmlformats.org/drawingml/2006/main"/>
-                </wp:cNvGraphicFramePr>
-                <a:graphic xmlns:a="http://schemas.openxmlformats.org/drawingml/2006/main">
-                  <a:graphicData uri="http://schemas.microsoft.com/office/word/2010/wordprocessingShape">
-                    <wps:wsp>
-                      <wps:cNvSpPr txBox="1">
-                        <a:spLocks/>
-                      </wps:cNvSpPr>
-                      <wps:spPr>
-                        <a:xfrm>
-                          <a:off x="0" y="0"/>
-                          <a:ext cx="5253990" cy="223520"/>
-                        </a:xfrm>
-                        <a:prstGeom prst="rect">
-                          <a:avLst/>
-                        </a:prstGeom>
-                      </wps:spPr>
-                      <wps:txbx>
-                        <w:txbxContent>
-                          <w:tbl>
-                            <w:tblPr>
-                              <w:tblW w:w="0" w:type="auto"/>
-                              <w:tblInd w:w="67" w:type="dxa"/>
-                              <w:tblLayout w:type="fixed"/>
-                              <w:tblCellMar>
-                                <w:left w:w="0" w:type="dxa"/>
-                                <w:right w:w="0" w:type="dxa"/>
-                              </w:tblCellMar>
-                              <w:tblLook w:val="01E0" w:firstRow="1" w:lastRow="1" w:firstColumn="1" w:lastColumn="1" w:noHBand="0" w:noVBand="0"/>
-                            </w:tblPr>
-                            <w:tblGrid>
-                              <w:gridCol w:w="326"/>
-                              <w:gridCol w:w="2667"/>
-                              <w:gridCol w:w="302"/>
-                              <w:gridCol w:w="1968"/>
-                              <w:gridCol w:w="345"/>
-                              <w:gridCol w:w="1355"/>
-                              <w:gridCol w:w="263"/>
-                              <w:gridCol w:w="922"/>
-                            </w:tblGrid>
-                            <w:tr>
-                              <w:trPr>
-                                <w:trHeight w:val="170"/>
-                              </w:trPr>
-                              <w:tc>
-                                <w:tcPr>
-                                  <w:tcW w:w="326" w:type="dxa"/>
-                                  <w:tcBorders>
-                                    <w:bottom w:val="single" w:sz="4" w:space="0" w:color="000000"/>
-                                  </w:tcBorders>
-                                </w:tcPr>
-                                <w:p>
-                                  <w:pPr>
-                                    <w:pStyle w:val="TableParagraph"/>
-                                    <w:rPr>
-                                      <w:rFonts w:ascii="Times New Roman"/>
-                                      <w:sz w:val="10"/>
-                                    </w:rPr>
-                                  </w:pPr>
-                                </w:p>
-                              </w:tc>
-                              <w:tc>
-                                <w:tcPr>
-                                  <w:tcW w:w="2667" w:type="dxa"/>
-                                </w:tcPr>
-                                <w:p>
-                                  <w:pPr>
-                                    <w:pStyle w:val="TableParagraph"/>
-                                    <w:rPr>
-                                      <w:rFonts w:ascii="Times New Roman"/>
-                                      <w:sz w:val="10"/>
-                                    </w:rPr>
-                                  </w:pPr>
-                                </w:p>
-                              </w:tc>
-                              <w:tc>
-                                <w:tcPr>
-                                  <w:tcW w:w="302" w:type="dxa"/>
-                                  <w:tcBorders>
-                                    <w:bottom w:val="single" w:sz="4" w:space="0" w:color="000000"/>
-                                  </w:tcBorders>
-                                </w:tcPr>
-                                <w:p>
-                                  <w:pPr>
-                                    <w:pStyle w:val="TableParagraph"/>
-                                    <w:rPr>
-                                      <w:rFonts w:ascii="Times New Roman"/>
-                                      <w:sz w:val="10"/>
-                                    </w:rPr>
-                                  </w:pPr>
-                                </w:p>
-                              </w:tc>
-                              <w:tc>
-                                <w:tcPr>
-                                  <w:tcW w:w="1968" w:type="dxa"/>
-                                </w:tcPr>
-                                <w:p>
-                                  <w:pPr>
-                                    <w:pStyle w:val="TableParagraph"/>
-                                    <w:rPr>
-                                      <w:rFonts w:ascii="Times New Roman"/>
-                                      <w:sz w:val="10"/>
-                                    </w:rPr>
-                                  </w:pPr>
-                                </w:p>
-                              </w:tc>
-                              <w:tc>
-                                <w:tcPr>
-                                  <w:tcW w:w="345" w:type="dxa"/>
-                                  <w:tcBorders>
-                                    <w:bottom w:val="single" w:sz="4" w:space="0" w:color="000000"/>
-                                  </w:tcBorders>
-                                </w:tcPr>
-                                <w:p>
-                                  <w:pPr>
-                                    <w:pStyle w:val="TableParagraph"/>
-                                    <w:rPr>
-                                      <w:rFonts w:ascii="Times New Roman"/>
-                                      <w:sz w:val="10"/>
-                                    </w:rPr>
-                                  </w:pPr>
-                                </w:p>
-                              </w:tc>
-                              <w:tc>
-                                <w:tcPr>
-                                  <w:tcW w:w="1355" w:type="dxa"/>
-                                </w:tcPr>
-                                <w:p>
-                                  <w:pPr>
-                                    <w:pStyle w:val="TableParagraph"/>
-                                    <w:rPr>
-                                      <w:rFonts w:ascii="Times New Roman"/>
-                                      <w:sz w:val="10"/>
-                                    </w:rPr>
-                                  </w:pPr>
-                                </w:p>
-                              </w:tc>
-                              <w:tc>
-                                <w:tcPr>
-                                  <w:tcW w:w="263" w:type="dxa"/>
-                                  <w:tcBorders>
-                                    <w:bottom w:val="single" w:sz="4" w:space="0" w:color="000000"/>
-                                  </w:tcBorders>
-                                </w:tcPr>
-                                <w:p>
-                                  <w:pPr>
-                                    <w:pStyle w:val="TableParagraph"/>
-                                    <w:rPr>
-                                      <w:rFonts w:ascii="Times New Roman"/>
-                                      <w:sz w:val="10"/>
-                                    </w:rPr>
-                                  </w:pPr>
-                                </w:p>
-                              </w:tc>
-                              <w:tc>
-                                <w:tcPr>
-                                  <w:tcW w:w="922" w:type="dxa"/>
-                                </w:tcPr>
-                                <w:p>
-                                  <w:pPr>
-                                    <w:pStyle w:val="TableParagraph"/>
-                                    <w:rPr>
-                                      <w:rFonts w:ascii="Times New Roman"/>
-                                      <w:sz w:val="10"/>
-                                    </w:rPr>
-                                  </w:pPr>
-                                </w:p>
-                              </w:tc>
-                            </w:tr>
-                            <w:tr>
-                              <w:trPr>
-                                <w:trHeight w:val="172"/>
-                              </w:trPr>
-                              <w:tc>
-                                <w:tcPr>
-                                  <w:tcW w:w="326" w:type="dxa"/>
-                                  <w:tcBorders>
-                                    <w:top w:val="single" w:sz="4" w:space="0" w:color="000000"/>
-                                  </w:tcBorders>
-                                </w:tcPr>
-                                <w:p>
-                                  <w:pPr>
-                                    <w:pStyle w:val="TableParagraph"/>
-                                    <w:rPr>
-                                      <w:rFonts w:ascii="Times New Roman"/>
-                                      <w:sz w:val="10"/>
-                                    </w:rPr>
-                                  </w:pPr>
-                                </w:p>
-                              </w:tc>
-                              <w:tc>
-                                <w:tcPr>
-                                  <w:tcW w:w="2667" w:type="dxa"/>
-                                </w:tcPr>
-                                <w:p>
-                                  <w:pPr>
-                                    <w:pStyle w:val="TableParagraph"/>
-                                    <w:rPr>
-                                      <w:rFonts w:ascii="Times New Roman"/>
-                                      <w:sz w:val="10"/>
-                                    </w:rPr>
-                                  </w:pPr>
-                                </w:p>
-                              </w:tc>
-                              <w:tc>
-                                <w:tcPr>
-                                  <w:tcW w:w="302" w:type="dxa"/>
-                                  <w:tcBorders>
-                                    <w:top w:val="single" w:sz="4" w:space="0" w:color="000000"/>
-                                  </w:tcBorders>
-                                </w:tcPr>
-                                <w:p>
-                                  <w:pPr>
-                                    <w:pStyle w:val="TableParagraph"/>
-                                    <w:rPr>
-                                      <w:rFonts w:ascii="Times New Roman"/>
-                                      <w:sz w:val="10"/>
-                                    </w:rPr>
-                                  </w:pPr>
-                                </w:p>
-                              </w:tc>
-                              <w:tc>
-                                <w:tcPr>
-                                  <w:tcW w:w="1968" w:type="dxa"/>
-                                </w:tcPr>
-                                <w:p>
-                                  <w:pPr>
-                                    <w:pStyle w:val="TableParagraph"/>
-                                    <w:rPr>
-                                      <w:rFonts w:ascii="Times New Roman"/>
-                                      <w:sz w:val="10"/>
-                                    </w:rPr>
-                                  </w:pPr>
-                                </w:p>
-                              </w:tc>
-                              <w:tc>
-                                <w:tcPr>
-                                  <w:tcW w:w="345" w:type="dxa"/>
-                                  <w:tcBorders>
-                                    <w:top w:val="single" w:sz="4" w:space="0" w:color="000000"/>
-                                  </w:tcBorders>
-                                </w:tcPr>
-                                <w:p>
-                                  <w:pPr>
-                                    <w:pStyle w:val="TableParagraph"/>
-                                    <w:rPr>
-                                      <w:rFonts w:ascii="Times New Roman"/>
-                                      <w:sz w:val="10"/>
-                                    </w:rPr>
-                                  </w:pPr>
-                                </w:p>
-                              </w:tc>
-                              <w:tc>
-                                <w:tcPr>
-                                  <w:tcW w:w="1355" w:type="dxa"/>
-                                </w:tcPr>
-                                <w:p>
-                                  <w:pPr>
-                                    <w:pStyle w:val="TableParagraph"/>
-                                    <w:rPr>
-                                      <w:rFonts w:ascii="Times New Roman"/>
-                                      <w:sz w:val="10"/>
-                                    </w:rPr>
-                                  </w:pPr>
-                                </w:p>
-                              </w:tc>
-                              <w:tc>
-                                <w:tcPr>
-                                  <w:tcW w:w="263" w:type="dxa"/>
-                                  <w:tcBorders>
-                                    <w:top w:val="single" w:sz="4" w:space="0" w:color="000000"/>
-                                  </w:tcBorders>
-                                </w:tcPr>
-                                <w:p>
-                                  <w:pPr>
-                                    <w:pStyle w:val="TableParagraph"/>
-                                    <w:rPr>
-                                      <w:rFonts w:ascii="Times New Roman"/>
-                                      <w:sz w:val="10"/>
-                                    </w:rPr>
-                                  </w:pPr>
-                                </w:p>
-                              </w:tc>
-                              <w:tc>
-                                <w:tcPr>
-                                  <w:tcW w:w="922" w:type="dxa"/>
-                                </w:tcPr>
-                                <w:p>
-                                  <w:pPr>
-                                    <w:pStyle w:val="TableParagraph"/>
-                                    <w:rPr>
-                                      <w:rFonts w:ascii="Times New Roman"/>
-                                      <w:sz w:val="10"/>
-                                    </w:rPr>
-                                  </w:pPr>
-                                </w:p>
-                              </w:tc>
-                            </w:tr>
-                          </w:tbl>
-                          <w:p>
-                            <w:pPr>
-                              <w:pStyle w:val="BodyText"/>
-                            </w:pPr>
-                          </w:p>
-                        </w:txbxContent>
-                      </wps:txbx>
-                      <wps:bodyPr wrap="square" lIns="0" tIns="0" rIns="0" bIns="0" rtlCol="0">
-                        <a:noAutofit/>
-                      </wps:bodyPr>
-                    </wps:wsp>
-                  </a:graphicData>
-                </a:graphic>
-              </wp:anchor>
-            </w:drawing>
-          </mc:Choice>
-          <mc:Fallback>
-            <w:pict>
-              <v:shape w14:anchorId="4EC7D231" id="Textbox 3" o:spid="_x0000_s1027" type="#_x0000_t202" style="position:absolute;left:0;text-align:left;margin-left:75.15pt;margin-top:352.95pt;width:413.7pt;height:17.6pt;z-index:15733760;visibility:visible;mso-wrap-style:square;mso-wrap-distance-left:0;mso-wrap-distance-top:0;mso-wrap-distance-right:0;mso-wrap-distance-bottom:0;mso-position-horizontal:absolute;mso-position-horizontal-relative:page;mso-position-vertical:absolute;mso-position-vertical-relative:page;v-text-anchor:top" o:gfxdata="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" filled="f" stroked="f">
-                <v:textbox inset="0,0,0,0">
-                  <w:txbxContent>
-                    <w:tbl>
-                      <w:tblPr>
-                        <w:tblW w:w="0" w:type="auto"/>
-                        <w:tblInd w:w="67" w:type="dxa"/>
-                        <w:tblLayout w:type="fixed"/>
-                        <w:tblCellMar>
-                          <w:left w:w="0" w:type="dxa"/>
-                          <w:right w:w="0" w:type="dxa"/>
-                        </w:tblCellMar>
-                        <w:tblLook w:val="01E0" w:firstRow="1" w:lastRow="1" w:firstColumn="1" w:lastColumn="1" w:noHBand="0" w:noVBand="0"/>
-                      </w:tblPr>
-                      <w:tblGrid>
-                        <w:gridCol w:w="326"/>
-                        <w:gridCol w:w="2667"/>
-                        <w:gridCol w:w="302"/>
-                        <w:gridCol w:w="1968"/>
-                        <w:gridCol w:w="345"/>
-                        <w:gridCol w:w="1355"/>
-                        <w:gridCol w:w="263"/>
-                        <w:gridCol w:w="922"/>
-                      </w:tblGrid>
-                      <w:tr>
-                        <w:trPr>
-                          <w:trHeight w:val="170"/>
-                        </w:trPr>
-                        <w:tc>
-                          <w:tcPr>
-                            <w:tcW w:w="326" w:type="dxa"/>
-                            <w:tcBorders>
-                              <w:bottom w:val="single" w:sz="4" w:space="0" w:color="000000"/>
-                            </w:tcBorders>
-                          </w:tcPr>
-                          <w:p>
-                            <w:pPr>
-                              <w:pStyle w:val="TableParagraph"/>
-                              <w:rPr>
-                                <w:rFonts w:ascii="Times New Roman"/>
-                                <w:sz w:val="10"/>
-                              </w:rPr>
-                            </w:pPr>
-                          </w:p>
-                        </w:tc>
-                        <w:tc>
-                          <w:tcPr>
-                            <w:tcW w:w="2667" w:type="dxa"/>
-                          </w:tcPr>
-                          <w:p>
-                            <w:pPr>
-                              <w:pStyle w:val="TableParagraph"/>
-                              <w:rPr>
-                                <w:rFonts w:ascii="Times New Roman"/>
-                                <w:sz w:val="10"/>
-                              </w:rPr>
-                            </w:pPr>
-                          </w:p>
-                        </w:tc>
-                        <w:tc>
-                          <w:tcPr>
-                            <w:tcW w:w="302" w:type="dxa"/>
-                            <w:tcBorders>
-                              <w:bottom w:val="single" w:sz="4" w:space="0" w:color="000000"/>
-                            </w:tcBorders>
-                          </w:tcPr>
-                          <w:p>
-                            <w:pPr>
-                              <w:pStyle w:val="TableParagraph"/>
-                              <w:rPr>
-                                <w:rFonts w:ascii="Times New Roman"/>
-                                <w:sz w:val="10"/>
-                              </w:rPr>
-                            </w:pPr>
-                          </w:p>
-                        </w:tc>
-                        <w:tc>
-                          <w:tcPr>
-                            <w:tcW w:w="1968" w:type="dxa"/>
-                          </w:tcPr>
-                          <w:p>
-                            <w:pPr>
-                              <w:pStyle w:val="TableParagraph"/>
-                              <w:rPr>
-                                <w:rFonts w:ascii="Times New Roman"/>
-                                <w:sz w:val="10"/>
-                              </w:rPr>
-                            </w:pPr>
-                          </w:p>
-                        </w:tc>
-                        <w:tc>
-                          <w:tcPr>
-                            <w:tcW w:w="345" w:type="dxa"/>
-                            <w:tcBorders>
-                              <w:bottom w:val="single" w:sz="4" w:space="0" w:color="000000"/>
-                            </w:tcBorders>
-                          </w:tcPr>
-                          <w:p>
-                            <w:pPr>
-                              <w:pStyle w:val="TableParagraph"/>
-                              <w:rPr>
-                                <w:rFonts w:ascii="Times New Roman"/>
-                                <w:sz w:val="10"/>
-                              </w:rPr>
-                            </w:pPr>
-                          </w:p>
-                        </w:tc>
-                        <w:tc>
-                          <w:tcPr>
-                            <w:tcW w:w="1355" w:type="dxa"/>
-                          </w:tcPr>
-                          <w:p>
-                            <w:pPr>
-                              <w:pStyle w:val="TableParagraph"/>
-                              <w:rPr>
-                                <w:rFonts w:ascii="Times New Roman"/>
-                                <w:sz w:val="10"/>
-                              </w:rPr>
-                            </w:pPr>
-                          </w:p>
-                        </w:tc>
-                        <w:tc>
-                          <w:tcPr>
-                            <w:tcW w:w="263" w:type="dxa"/>
-                            <w:tcBorders>
-                              <w:bottom w:val="single" w:sz="4" w:space="0" w:color="000000"/>
-                            </w:tcBorders>
-                          </w:tcPr>
-                          <w:p>
-                            <w:pPr>
-                              <w:pStyle w:val="TableParagraph"/>
-                              <w:rPr>
-                                <w:rFonts w:ascii="Times New Roman"/>
-                                <w:sz w:val="10"/>
-                              </w:rPr>
-                            </w:pPr>
-                          </w:p>
-                        </w:tc>
-                        <w:tc>
-                          <w:tcPr>
-                            <w:tcW w:w="922" w:type="dxa"/>
-                          </w:tcPr>
-                          <w:p>
-                            <w:pPr>
-                              <w:pStyle w:val="TableParagraph"/>
-                              <w:rPr>
-                                <w:rFonts w:ascii="Times New Roman"/>
-                                <w:sz w:val="10"/>
-                              </w:rPr>
-                            </w:pPr>
-                          </w:p>
-                        </w:tc>
-                      </w:tr>
-                      <w:tr>
-                        <w:trPr>
-                          <w:trHeight w:val="172"/>
-                        </w:trPr>
-                        <w:tc>
-                          <w:tcPr>
-                            <w:tcW w:w="326" w:type="dxa"/>
-                            <w:tcBorders>
-                              <w:top w:val="single" w:sz="4" w:space="0" w:color="000000"/>
-                            </w:tcBorders>
-                          </w:tcPr>
-                          <w:p>
-                            <w:pPr>
-                              <w:pStyle w:val="TableParagraph"/>
-                              <w:rPr>
-                                <w:rFonts w:ascii="Times New Roman"/>
-                                <w:sz w:val="10"/>
-                              </w:rPr>
-                            </w:pPr>
-                          </w:p>
-                        </w:tc>
-                        <w:tc>
-                          <w:tcPr>
-                            <w:tcW w:w="2667" w:type="dxa"/>
-                          </w:tcPr>
-                          <w:p>
-                            <w:pPr>
-                              <w:pStyle w:val="TableParagraph"/>
-                              <w:rPr>
-                                <w:rFonts w:ascii="Times New Roman"/>
-                                <w:sz w:val="10"/>
-                              </w:rPr>
-                            </w:pPr>
-                          </w:p>
-                        </w:tc>
-                        <w:tc>
-                          <w:tcPr>
-                            <w:tcW w:w="302" w:type="dxa"/>
-                            <w:tcBorders>
-                              <w:top w:val="single" w:sz="4" w:space="0" w:color="000000"/>
-                            </w:tcBorders>
-                          </w:tcPr>
-                          <w:p>
-                            <w:pPr>
-                              <w:pStyle w:val="TableParagraph"/>
-                              <w:rPr>
-                                <w:rFonts w:ascii="Times New Roman"/>
-                                <w:sz w:val="10"/>
-                              </w:rPr>
-                            </w:pPr>
-                          </w:p>
-                        </w:tc>
-                        <w:tc>
-                          <w:tcPr>
-                            <w:tcW w:w="1968" w:type="dxa"/>
-                          </w:tcPr>
-                          <w:p>
-                            <w:pPr>
-                              <w:pStyle w:val="TableParagraph"/>
-                              <w:rPr>
-                                <w:rFonts w:ascii="Times New Roman"/>
-                                <w:sz w:val="10"/>
-                              </w:rPr>
-                            </w:pPr>
-                          </w:p>
-                        </w:tc>
-                        <w:tc>
-                          <w:tcPr>
-                            <w:tcW w:w="345" w:type="dxa"/>
-                            <w:tcBorders>
-                              <w:top w:val="single" w:sz="4" w:space="0" w:color="000000"/>
-                            </w:tcBorders>
-                          </w:tcPr>
-                          <w:p>
-                            <w:pPr>
-                              <w:pStyle w:val="TableParagraph"/>
-                              <w:rPr>
-                                <w:rFonts w:ascii="Times New Roman"/>
-                                <w:sz w:val="10"/>
-                              </w:rPr>
-                            </w:pPr>
-                          </w:p>
-                        </w:tc>
-                        <w:tc>
-                          <w:tcPr>
-                            <w:tcW w:w="1355" w:type="dxa"/>
-                          </w:tcPr>
-                          <w:p>
-                            <w:pPr>
-                              <w:pStyle w:val="TableParagraph"/>
-                              <w:rPr>
-                                <w:rFonts w:ascii="Times New Roman"/>
-                                <w:sz w:val="10"/>
-                              </w:rPr>
-                            </w:pPr>
-                          </w:p>
-                        </w:tc>
-                        <w:tc>
-                          <w:tcPr>
-                            <w:tcW w:w="263" w:type="dxa"/>
-                            <w:tcBorders>
-                              <w:top w:val="single" w:sz="4" w:space="0" w:color="000000"/>
-                            </w:tcBorders>
-                          </w:tcPr>
-                          <w:p>
-                            <w:pPr>
-                              <w:pStyle w:val="TableParagraph"/>
-                              <w:rPr>
-                                <w:rFonts w:ascii="Times New Roman"/>
-                                <w:sz w:val="10"/>
-                              </w:rPr>
-                            </w:pPr>
-                          </w:p>
-                        </w:tc>
-                        <w:tc>
-                          <w:tcPr>
-                            <w:tcW w:w="922" w:type="dxa"/>
-                          </w:tcPr>
-                          <w:p>
-                            <w:pPr>
-                              <w:pStyle w:val="TableParagraph"/>
-                              <w:rPr>
-                                <w:rFonts w:ascii="Times New Roman"/>
-                                <w:sz w:val="10"/>
-                              </w:rPr>
-                            </w:pPr>
-                          </w:p>
-                        </w:tc>
-                      </w:tr>
-                    </w:tbl>
-                    <w:p>
-                      <w:pPr>
-                        <w:pStyle w:val="BodyText"/>
-                      </w:pPr>
-                    </w:p>
-                  </w:txbxContent>
-                </v:textbox>
-                <w10:wrap anchorx="page" anchory="page"/>
-              </v:shape>
-            </w:pict>
-          </mc:Fallback>
-        </mc:AlternateContent>
-      </w:r>
-      <w:r>
-        <w:rPr>
-          <w:rFonts w:ascii="Times New Roman"/>
-          <w:b w:val="0"/>
-          <w:noProof/>
-          <w:sz w:val="20"/>
-        </w:rPr>
         <w:drawing>
-          <wp:inline distT="0" distB="0" distL="0" distR="0" wp14:anchorId="0027CED3" wp14:editId="1236140D">
+          <wp:inline distT="0" distB="0" distL="0" distR="0" wp14:anchorId="0027CED3" wp14:editId="6FE6A86E">
             <wp:extent cx="2958372" cy="309086"/>
             <wp:effectExtent l="0" t="0" r="0" b="0"/>
             <wp:docPr id="4" name="Image 4"/>
@@ -1481,20 +205,15 @@
         <w:gridCol w:w="691"/>
         <w:gridCol w:w="271"/>
         <w:gridCol w:w="144"/>
+        <w:gridCol w:w="1273"/>
         <w:gridCol w:w="113"/>
-        <w:gridCol w:w="243"/>
-        <w:gridCol w:w="917"/>
-        <w:gridCol w:w="113"/>
-        <w:gridCol w:w="240"/>
-        <w:gridCol w:w="355"/>
-        <w:gridCol w:w="284"/>
-        <w:gridCol w:w="427"/>
-        <w:gridCol w:w="257"/>
-        <w:gridCol w:w="859"/>
+        <w:gridCol w:w="647"/>
+        <w:gridCol w:w="675"/>
+        <w:gridCol w:w="1100"/>
       </w:tblGrid>
       <w:tr>
         <w:trPr>
-          <w:trHeight w:val="220"/>
+          <w:trHeight w:val="136"/>
         </w:trPr>
         <w:tc>
           <w:tcPr>
@@ -1606,80 +325,6 @@
         <w:tc>
           <w:tcPr>
             <w:tcW w:w="1688" w:type="dxa"/>
-            <w:gridSpan w:val="5"/>
-            <w:tcBorders>
-              <w:bottom w:val="single" w:sz="8" w:space="0" w:color="000000"/>
-            </w:tcBorders>
-          </w:tcPr>
-          <w:p>
-            <w:pPr>
-              <w:pStyle w:val="TableParagraph"/>
-              <w:spacing w:line="200" w:lineRule="exact"/>
-              <w:ind w:left="107"/>
-              <w:rPr>
-                <w:b/>
-                <w:sz w:val="20"/>
-              </w:rPr>
-            </w:pPr>
-            <w:r>
-              <w:rPr>
-                <w:b/>
-                <w:sz w:val="20"/>
-              </w:rPr>
-              <w:t>Meeting</w:t>
-            </w:r>
-            <w:r>
-              <w:rPr>
-                <w:b/>
-                <w:spacing w:val="-10"/>
-                <w:sz w:val="20"/>
-              </w:rPr>
-              <w:t xml:space="preserve"> </w:t>
-            </w:r>
-            <w:r>
-              <w:rPr>
-                <w:b/>
-                <w:spacing w:val="-2"/>
-                <w:sz w:val="20"/>
-              </w:rPr>
-              <w:t>Mode:</w:t>
-            </w:r>
-          </w:p>
-        </w:tc>
-        <w:tc>
-          <w:tcPr>
-            <w:tcW w:w="113" w:type="dxa"/>
-          </w:tcPr>
-          <w:p>
-            <w:pPr>
-              <w:pStyle w:val="TableParagraph"/>
-              <w:rPr>
-                <w:rFonts w:ascii="Times New Roman"/>
-                <w:sz w:val="14"/>
-              </w:rPr>
-            </w:pPr>
-          </w:p>
-        </w:tc>
-        <w:tc>
-          <w:tcPr>
-            <w:tcW w:w="240" w:type="dxa"/>
-            <w:tcBorders>
-              <w:top w:val="single" w:sz="8" w:space="0" w:color="000000"/>
-            </w:tcBorders>
-          </w:tcPr>
-          <w:p>
-            <w:pPr>
-              <w:pStyle w:val="TableParagraph"/>
-              <w:rPr>
-                <w:rFonts w:ascii="Times New Roman"/>
-                <w:sz w:val="14"/>
-              </w:rPr>
-            </w:pPr>
-          </w:p>
-        </w:tc>
-        <w:tc>
-          <w:tcPr>
-            <w:tcW w:w="1066" w:type="dxa"/>
             <w:gridSpan w:val="3"/>
             <w:tcBorders>
               <w:bottom w:val="single" w:sz="8" w:space="0" w:color="000000"/>
@@ -1688,48 +333,96 @@
           <w:p>
             <w:pPr>
               <w:pStyle w:val="TableParagraph"/>
-              <w:spacing w:before="5"/>
-              <w:ind w:left="106"/>
-              <w:rPr>
-                <w:sz w:val="14"/>
-              </w:rPr>
-            </w:pPr>
-            <w:r>
-              <w:rPr>
+              <w:spacing w:line="200" w:lineRule="exact"/>
+              <w:ind w:left="107"/>
+              <w:rPr>
+                <w:b/>
+                <w:sz w:val="20"/>
+              </w:rPr>
+            </w:pPr>
+            <w:r>
+              <w:rPr>
+                <w:b/>
+                <w:sz w:val="20"/>
+              </w:rPr>
+              <w:t>Meeting</w:t>
+            </w:r>
+            <w:r>
+              <w:rPr>
+                <w:b/>
+                <w:spacing w:val="-10"/>
+                <w:sz w:val="20"/>
+              </w:rPr>
+              <w:t xml:space="preserve"> </w:t>
+            </w:r>
+            <w:r>
+              <w:rPr>
+                <w:b/>
                 <w:spacing w:val="-2"/>
-                <w:sz w:val="14"/>
-              </w:rPr>
-              <w:t>In-Person</w:t>
-            </w:r>
-          </w:p>
-        </w:tc>
-        <w:tc>
-          <w:tcPr>
-            <w:tcW w:w="257" w:type="dxa"/>
+                <w:sz w:val="20"/>
+              </w:rPr>
+              <w:t>Mode:</w:t>
+            </w:r>
+          </w:p>
+        </w:tc>
+        <w:tc>
+          <w:tcPr>
+            <w:tcW w:w="113" w:type="dxa"/>
+            <w:tcBorders>
+              <w:right w:val="nil"/>
+            </w:tcBorders>
+          </w:tcPr>
+          <w:p>
+            <w:pPr>
+              <w:pStyle w:val="TableParagraph"/>
+              <w:rPr>
+                <w:rFonts w:ascii="Times New Roman"/>
+                <w:sz w:val="14"/>
+              </w:rPr>
+            </w:pPr>
+          </w:p>
+        </w:tc>
+        <w:tc>
+          <w:tcPr>
+            <w:tcW w:w="1322" w:type="dxa"/>
+            <w:gridSpan w:val="2"/>
             <w:tcBorders>
               <w:top w:val="single" w:sz="8" w:space="0" w:color="000000"/>
+              <w:left w:val="nil"/>
+              <w:right w:val="single" w:sz="4" w:space="0" w:color="auto"/>
             </w:tcBorders>
           </w:tcPr>
           <w:p>
             <w:pPr>
               <w:pStyle w:val="TableParagraph"/>
               <w:rPr>
-                <w:rFonts w:ascii="Times New Roman"/>
-                <w:sz w:val="14"/>
-              </w:rPr>
-            </w:pPr>
-          </w:p>
-        </w:tc>
-        <w:tc>
-          <w:tcPr>
-            <w:tcW w:w="859" w:type="dxa"/>
-          </w:tcPr>
-          <w:p>
-            <w:pPr>
-              <w:pStyle w:val="TableParagraph"/>
-              <w:spacing w:before="5"/>
-              <w:ind w:left="106"/>
-              <w:rPr>
+                <w:spacing w:val="-2"/>
+                <w:sz w:val="14"/>
+              </w:rPr>
+            </w:pPr>
+            <w:r>
+              <w:rPr>
+                <w:spacing w:val="-2"/>
+                <w:sz w:val="14"/>
+              </w:rPr>
+              <w:t xml:space="preserve">           In-Person</w:t>
+            </w:r>
+          </w:p>
+        </w:tc>
+        <w:tc>
+          <w:tcPr>
+            <w:tcW w:w="1100" w:type="dxa"/>
+            <w:tcBorders>
+              <w:top w:val="single" w:sz="8" w:space="0" w:color="000000"/>
+              <w:left w:val="single" w:sz="4" w:space="0" w:color="auto"/>
+            </w:tcBorders>
+          </w:tcPr>
+          <w:p>
+            <w:pPr>
+              <w:pStyle w:val="TableParagraph"/>
+              <w:ind w:left="441"/>
+              <w:rPr>
+                <w:spacing w:val="-2"/>
                 <w:sz w:val="14"/>
               </w:rPr>
             </w:pPr>
@@ -1843,7 +536,11 @@
         </w:tc>
         <w:tc>
           <w:tcPr>
-            <w:tcW w:w="113" w:type="dxa"/>
+            <w:tcW w:w="2033" w:type="dxa"/>
+            <w:gridSpan w:val="3"/>
+            <w:tcBorders>
+              <w:right w:val="single" w:sz="4" w:space="0" w:color="auto"/>
+            </w:tcBorders>
           </w:tcPr>
           <w:p>
             <w:pPr>
@@ -1853,76 +550,29 @@
                 <w:sz w:val="14"/>
               </w:rPr>
             </w:pPr>
-          </w:p>
-        </w:tc>
-        <w:tc>
-          <w:tcPr>
-            <w:tcW w:w="243" w:type="dxa"/>
+            <w:r>
+              <w:rPr>
+                <w:spacing w:val="-2"/>
+                <w:sz w:val="14"/>
+              </w:rPr>
+              <w:t xml:space="preserve">                  Research-based</w:t>
+            </w:r>
+          </w:p>
+        </w:tc>
+        <w:tc>
+          <w:tcPr>
+            <w:tcW w:w="1775" w:type="dxa"/>
+            <w:gridSpan w:val="2"/>
             <w:tcBorders>
-              <w:top w:val="single" w:sz="8" w:space="0" w:color="000000"/>
+              <w:left w:val="single" w:sz="4" w:space="0" w:color="auto"/>
             </w:tcBorders>
           </w:tcPr>
           <w:p>
             <w:pPr>
               <w:pStyle w:val="TableParagraph"/>
+              <w:ind w:left="367"/>
               <w:rPr>
                 <w:rFonts w:ascii="Times New Roman"/>
-                <w:sz w:val="14"/>
-              </w:rPr>
-            </w:pPr>
-          </w:p>
-        </w:tc>
-        <w:tc>
-          <w:tcPr>
-            <w:tcW w:w="1625" w:type="dxa"/>
-            <w:gridSpan w:val="4"/>
-          </w:tcPr>
-          <w:p>
-            <w:pPr>
-              <w:pStyle w:val="TableParagraph"/>
-              <w:spacing w:before="5"/>
-              <w:ind w:left="106"/>
-              <w:rPr>
-                <w:sz w:val="14"/>
-              </w:rPr>
-            </w:pPr>
-            <w:r>
-              <w:rPr>
-                <w:spacing w:val="-2"/>
-                <w:sz w:val="14"/>
-              </w:rPr>
-              <w:t>Research-based</w:t>
-            </w:r>
-          </w:p>
-        </w:tc>
-        <w:tc>
-          <w:tcPr>
-            <w:tcW w:w="284" w:type="dxa"/>
-            <w:tcBorders>
-              <w:top w:val="single" w:sz="8" w:space="0" w:color="000000"/>
-            </w:tcBorders>
-          </w:tcPr>
-          <w:p>
-            <w:pPr>
-              <w:pStyle w:val="TableParagraph"/>
-              <w:rPr>
-                <w:rFonts w:ascii="Times New Roman"/>
-                <w:sz w:val="14"/>
-              </w:rPr>
-            </w:pPr>
-          </w:p>
-        </w:tc>
-        <w:tc>
-          <w:tcPr>
-            <w:tcW w:w="1543" w:type="dxa"/>
-            <w:gridSpan w:val="3"/>
-          </w:tcPr>
-          <w:p>
-            <w:pPr>
-              <w:pStyle w:val="TableParagraph"/>
-              <w:spacing w:before="5"/>
-              <w:ind w:left="106"/>
-              <w:rPr>
                 <w:sz w:val="14"/>
               </w:rPr>
             </w:pPr>
@@ -1982,7 +632,7 @@
         <w:tc>
           <w:tcPr>
             <w:tcW w:w="7469" w:type="dxa"/>
-            <w:gridSpan w:val="18"/>
+            <w:gridSpan w:val="13"/>
           </w:tcPr>
           <w:p>
             <w:pPr>
@@ -2096,7 +746,7 @@
         <w:tc>
           <w:tcPr>
             <w:tcW w:w="3952" w:type="dxa"/>
-            <w:gridSpan w:val="11"/>
+            <w:gridSpan w:val="6"/>
           </w:tcPr>
           <w:p>
             <w:pPr>
@@ -2143,19 +793,44 @@
               </w:rPr>
               <w:t xml:space="preserve"> </w:t>
             </w:r>
-            <w:r>
-              <w:rPr>
-                <w:b/>
-                <w:sz w:val="20"/>
-              </w:rPr>
-              <w:t>Programme and Specialisation:</w:t>
+            <w:proofErr w:type="spellStart"/>
+            <w:r>
+              <w:rPr>
+                <w:b/>
+                <w:sz w:val="20"/>
+              </w:rPr>
+              <w:t>Programme</w:t>
+            </w:r>
+            <w:proofErr w:type="spellEnd"/>
+            <w:r>
+              <w:rPr>
+                <w:b/>
+                <w:sz w:val="20"/>
+              </w:rPr>
+              <w:t xml:space="preserve"> and </w:t>
+            </w:r>
+            <w:proofErr w:type="spellStart"/>
+            <w:r>
+              <w:rPr>
+                <w:b/>
+                <w:sz w:val="20"/>
+              </w:rPr>
+              <w:t>Specialisation</w:t>
+            </w:r>
+            <w:proofErr w:type="spellEnd"/>
+            <w:r>
+              <w:rPr>
+                <w:b/>
+                <w:sz w:val="20"/>
+              </w:rPr>
+              <w:t>:</w:t>
             </w:r>
           </w:p>
         </w:tc>
         <w:tc>
           <w:tcPr>
             <w:tcW w:w="5197" w:type="dxa"/>
-            <w:gridSpan w:val="14"/>
+            <w:gridSpan w:val="9"/>
           </w:tcPr>
           <w:p>
             <w:pPr>
@@ -2215,7 +890,7 @@
         <w:tc>
           <w:tcPr>
             <w:tcW w:w="5197" w:type="dxa"/>
-            <w:gridSpan w:val="14"/>
+            <w:gridSpan w:val="9"/>
           </w:tcPr>
           <w:p>
             <w:pPr>
@@ -2305,7 +980,7 @@
         <w:tc>
           <w:tcPr>
             <w:tcW w:w="5197" w:type="dxa"/>
-            <w:gridSpan w:val="14"/>
+            <w:gridSpan w:val="9"/>
           </w:tcPr>
           <w:p>
             <w:pPr>
@@ -2395,7 +1070,7 @@
         <w:tc>
           <w:tcPr>
             <w:tcW w:w="5197" w:type="dxa"/>
-            <w:gridSpan w:val="14"/>
+            <w:gridSpan w:val="9"/>
           </w:tcPr>
           <w:p>
             <w:pPr>
@@ -2503,7 +1178,7 @@
         <w:tc>
           <w:tcPr>
             <w:tcW w:w="5197" w:type="dxa"/>
-            <w:gridSpan w:val="14"/>
+            <w:gridSpan w:val="9"/>
           </w:tcPr>
           <w:p>
             <w:pPr>
@@ -2546,12 +1221,7 @@
         <w:tblLook w:val="01E0" w:firstRow="1" w:lastRow="1" w:firstColumn="1" w:lastColumn="1" w:noHBand="0" w:noVBand="0"/>
       </w:tblPr>
       <w:tblGrid>
-        <w:gridCol w:w="113"/>
-        <w:gridCol w:w="238"/>
-        <w:gridCol w:w="1772"/>
-        <w:gridCol w:w="273"/>
-        <w:gridCol w:w="3525"/>
-        <w:gridCol w:w="3105"/>
+        <w:gridCol w:w="9026"/>
       </w:tblGrid>
       <w:tr>
         <w:trPr>
@@ -2560,7 +1230,6 @@
         <w:tc>
           <w:tcPr>
             <w:tcW w:w="9026" w:type="dxa"/>
-            <w:gridSpan w:val="6"/>
           </w:tcPr>
           <w:p>
             <w:pPr>
@@ -2613,185 +1282,6 @@
                 <w:sz w:val="16"/>
               </w:rPr>
             </w:pPr>
-            <w:r>
-              <w:rPr>
-                <w:b/>
-                <w:noProof/>
-                <w:sz w:val="16"/>
-              </w:rPr>
-              <mc:AlternateContent>
-                <mc:Choice Requires="wpg">
-                  <w:drawing>
-                    <wp:anchor distT="0" distB="0" distL="0" distR="0" simplePos="0" relativeHeight="487412224" behindDoc="1" locked="0" layoutInCell="1" allowOverlap="1" wp14:anchorId="3FABEE52" wp14:editId="41E29F74">
-                      <wp:simplePos x="0" y="0"/>
-                      <wp:positionH relativeFrom="column">
-                        <wp:posOffset>68580</wp:posOffset>
-                      </wp:positionH>
-                      <wp:positionV relativeFrom="paragraph">
-                        <wp:posOffset>117905</wp:posOffset>
-                      </wp:positionV>
-                      <wp:extent cx="219710" cy="222885"/>
-                      <wp:effectExtent l="0" t="0" r="0" b="0"/>
-                      <wp:wrapNone/>
-                      <wp:docPr id="5" name="Group 5"/>
-                      <wp:cNvGraphicFramePr>
-                        <a:graphicFrameLocks xmlns:a="http://schemas.openxmlformats.org/drawingml/2006/main"/>
-                      </wp:cNvGraphicFramePr>
-                      <a:graphic xmlns:a="http://schemas.openxmlformats.org/drawingml/2006/main">
-                        <a:graphicData uri="http://schemas.microsoft.com/office/word/2010/wordprocessingGroup">
-                          <wpg:wgp>
-                            <wpg:cNvGrpSpPr>
-                              <a:grpSpLocks/>
-                            </wpg:cNvGrpSpPr>
-                            <wpg:grpSpPr>
-                              <a:xfrm>
-                                <a:off x="0" y="0"/>
-                                <a:ext cx="219710" cy="222885"/>
-                                <a:chOff x="0" y="0"/>
-                                <a:chExt cx="219710" cy="222885"/>
-                              </a:xfrm>
-                            </wpg:grpSpPr>
-                            <wps:wsp>
-                              <wps:cNvPr id="6" name="Graphic 6"/>
-                              <wps:cNvSpPr/>
-                              <wps:spPr>
-                                <a:xfrm>
-                                  <a:off x="0" y="0"/>
-                                  <a:ext cx="219710" cy="222885"/>
-                                </a:xfrm>
-                                <a:custGeom>
-                                  <a:avLst/>
-                                  <a:gdLst/>
-                                  <a:ahLst/>
-                                  <a:cxnLst/>
-                                  <a:rect l="l" t="t" r="r" b="b"/>
-                                  <a:pathLst>
-                                    <a:path w="219710" h="222885">
-                                      <a:moveTo>
-                                        <a:pt x="219456" y="6108"/>
-                                      </a:moveTo>
-                                      <a:lnTo>
-                                        <a:pt x="213360" y="6108"/>
-                                      </a:lnTo>
-                                      <a:lnTo>
-                                        <a:pt x="213360" y="108204"/>
-                                      </a:lnTo>
-                                      <a:lnTo>
-                                        <a:pt x="213360" y="114300"/>
-                                      </a:lnTo>
-                                      <a:lnTo>
-                                        <a:pt x="213360" y="216408"/>
-                                      </a:lnTo>
-                                      <a:lnTo>
-                                        <a:pt x="6096" y="216408"/>
-                                      </a:lnTo>
-                                      <a:lnTo>
-                                        <a:pt x="6096" y="114300"/>
-                                      </a:lnTo>
-                                      <a:lnTo>
-                                        <a:pt x="6096" y="108204"/>
-                                      </a:lnTo>
-                                      <a:lnTo>
-                                        <a:pt x="6096" y="6108"/>
-                                      </a:lnTo>
-                                      <a:lnTo>
-                                        <a:pt x="0" y="6108"/>
-                                      </a:lnTo>
-                                      <a:lnTo>
-                                        <a:pt x="0" y="108204"/>
-                                      </a:lnTo>
-                                      <a:lnTo>
-                                        <a:pt x="0" y="114300"/>
-                                      </a:lnTo>
-                                      <a:lnTo>
-                                        <a:pt x="0" y="216408"/>
-                                      </a:lnTo>
-                                      <a:lnTo>
-                                        <a:pt x="0" y="222504"/>
-                                      </a:lnTo>
-                                      <a:lnTo>
-                                        <a:pt x="6096" y="222504"/>
-                                      </a:lnTo>
-                                      <a:lnTo>
-                                        <a:pt x="213360" y="222504"/>
-                                      </a:lnTo>
-                                      <a:lnTo>
-                                        <a:pt x="219456" y="222504"/>
-                                      </a:lnTo>
-                                      <a:lnTo>
-                                        <a:pt x="219456" y="216408"/>
-                                      </a:lnTo>
-                                      <a:lnTo>
-                                        <a:pt x="219456" y="114300"/>
-                                      </a:lnTo>
-                                      <a:lnTo>
-                                        <a:pt x="219456" y="108204"/>
-                                      </a:lnTo>
-                                      <a:lnTo>
-                                        <a:pt x="219456" y="6108"/>
-                                      </a:lnTo>
-                                      <a:close/>
-                                    </a:path>
-                                    <a:path w="219710" h="222885">
-                                      <a:moveTo>
-                                        <a:pt x="219456" y="0"/>
-                                      </a:moveTo>
-                                      <a:lnTo>
-                                        <a:pt x="213360" y="0"/>
-                                      </a:lnTo>
-                                      <a:lnTo>
-                                        <a:pt x="6096" y="0"/>
-                                      </a:lnTo>
-                                      <a:lnTo>
-                                        <a:pt x="0" y="0"/>
-                                      </a:lnTo>
-                                      <a:lnTo>
-                                        <a:pt x="0" y="6096"/>
-                                      </a:lnTo>
-                                      <a:lnTo>
-                                        <a:pt x="6096" y="6096"/>
-                                      </a:lnTo>
-                                      <a:lnTo>
-                                        <a:pt x="213360" y="6096"/>
-                                      </a:lnTo>
-                                      <a:lnTo>
-                                        <a:pt x="219456" y="6096"/>
-                                      </a:lnTo>
-                                      <a:lnTo>
-                                        <a:pt x="219456" y="0"/>
-                                      </a:lnTo>
-                                      <a:close/>
-                                    </a:path>
-                                  </a:pathLst>
-                                </a:custGeom>
-                                <a:solidFill>
-                                  <a:srgbClr val="000000"/>
-                                </a:solidFill>
-                              </wps:spPr>
-                              <wps:bodyPr wrap="square" lIns="0" tIns="0" rIns="0" bIns="0" rtlCol="0">
-                                <a:prstTxWarp prst="textNoShape">
-                                  <a:avLst/>
-                                </a:prstTxWarp>
-                                <a:noAutofit/>
-                              </wps:bodyPr>
-                            </wps:wsp>
-                          </wpg:wgp>
-                        </a:graphicData>
-                      </a:graphic>
-                    </wp:anchor>
-                  </w:drawing>
-                </mc:Choice>
-                <mc:Fallback>
-                  <w:pict>
-                    <v:group w14:anchorId="1BBF1977" id="Group 5" o:spid="_x0000_s1026" style="position:absolute;margin-left:5.4pt;margin-top:9.3pt;width:17.3pt;height:17.55pt;z-index:-15904256;mso-wrap-distance-left:0;mso-wrap-distance-right:0" coordsize="219710,222885" o:gfxdata="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">
-                      <v:shape id="Graphic 6" o:spid="_x0000_s1027" style="position:absolute;width:219710;height:222885;visibility:visible;mso-wrap-style:square;v-text-anchor:top" coordsize="219710,222885" o:gfxdata="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" path="m219456,6108r-6096,l213360,108204r,6096l213360,216408r-207264,l6096,114300r,-6096l6096,6108,,6108,,108204r,6096l,216408r,6096l6096,222504r207264,l219456,222504r,-6096l219456,114300r,-6096l219456,6108xem219456,r-6096,l6096,,,,,6096r6096,l213360,6096r6096,l219456,xe" fillcolor="black" stroked="f">
-                        <v:path arrowok="t"/>
-                      </v:shape>
-                    </v:group>
-                  </w:pict>
-                </mc:Fallback>
-              </mc:AlternateContent>
-            </w:r>
             <w:r>
               <w:rPr>
                 <w:i/>
@@ -3012,588 +1502,6 @@
             </w:pPr>
             <w:r>
               <w:rPr>
-                <w:noProof/>
-                <w:sz w:val="14"/>
-              </w:rPr>
-              <mc:AlternateContent>
-                <mc:Choice Requires="wpg">
-                  <w:drawing>
-                    <wp:anchor distT="0" distB="0" distL="0" distR="0" simplePos="0" relativeHeight="487412736" behindDoc="1" locked="0" layoutInCell="1" allowOverlap="1" wp14:anchorId="2E0C0520" wp14:editId="1E2D6A41">
-                      <wp:simplePos x="0" y="0"/>
-                      <wp:positionH relativeFrom="column">
-                        <wp:posOffset>1969338</wp:posOffset>
-                      </wp:positionH>
-                      <wp:positionV relativeFrom="paragraph">
-                        <wp:posOffset>-178</wp:posOffset>
-                      </wp:positionV>
-                      <wp:extent cx="204470" cy="222885"/>
-                      <wp:effectExtent l="0" t="0" r="0" b="0"/>
-                      <wp:wrapNone/>
-                      <wp:docPr id="7" name="Group 7"/>
-                      <wp:cNvGraphicFramePr>
-                        <a:graphicFrameLocks xmlns:a="http://schemas.openxmlformats.org/drawingml/2006/main"/>
-                      </wp:cNvGraphicFramePr>
-                      <a:graphic xmlns:a="http://schemas.openxmlformats.org/drawingml/2006/main">
-                        <a:graphicData uri="http://schemas.microsoft.com/office/word/2010/wordprocessingGroup">
-                          <wpg:wgp>
-                            <wpg:cNvGrpSpPr>
-                              <a:grpSpLocks/>
-                            </wpg:cNvGrpSpPr>
-                            <wpg:grpSpPr>
-                              <a:xfrm>
-                                <a:off x="0" y="0"/>
-                                <a:ext cx="204470" cy="222885"/>
-                                <a:chOff x="0" y="0"/>
-                                <a:chExt cx="204470" cy="222885"/>
-                              </a:xfrm>
-                            </wpg:grpSpPr>
-                            <wps:wsp>
-                              <wps:cNvPr id="8" name="Graphic 8"/>
-                              <wps:cNvSpPr/>
-                              <wps:spPr>
-                                <a:xfrm>
-                                  <a:off x="0" y="0"/>
-                                  <a:ext cx="204470" cy="222885"/>
-                                </a:xfrm>
-                                <a:custGeom>
-                                  <a:avLst/>
-                                  <a:gdLst/>
-                                  <a:ahLst/>
-                                  <a:cxnLst/>
-                                  <a:rect l="l" t="t" r="r" b="b"/>
-                                  <a:pathLst>
-                                    <a:path w="204470" h="222885">
-                                      <a:moveTo>
-                                        <a:pt x="204216" y="6108"/>
-                                      </a:moveTo>
-                                      <a:lnTo>
-                                        <a:pt x="198120" y="6108"/>
-                                      </a:lnTo>
-                                      <a:lnTo>
-                                        <a:pt x="198120" y="108204"/>
-                                      </a:lnTo>
-                                      <a:lnTo>
-                                        <a:pt x="198120" y="114300"/>
-                                      </a:lnTo>
-                                      <a:lnTo>
-                                        <a:pt x="198120" y="216408"/>
-                                      </a:lnTo>
-                                      <a:lnTo>
-                                        <a:pt x="6096" y="216408"/>
-                                      </a:lnTo>
-                                      <a:lnTo>
-                                        <a:pt x="6096" y="114300"/>
-                                      </a:lnTo>
-                                      <a:lnTo>
-                                        <a:pt x="6096" y="108204"/>
-                                      </a:lnTo>
-                                      <a:lnTo>
-                                        <a:pt x="6096" y="6108"/>
-                                      </a:lnTo>
-                                      <a:lnTo>
-                                        <a:pt x="0" y="6108"/>
-                                      </a:lnTo>
-                                      <a:lnTo>
-                                        <a:pt x="0" y="108204"/>
-                                      </a:lnTo>
-                                      <a:lnTo>
-                                        <a:pt x="0" y="114300"/>
-                                      </a:lnTo>
-                                      <a:lnTo>
-                                        <a:pt x="0" y="216408"/>
-                                      </a:lnTo>
-                                      <a:lnTo>
-                                        <a:pt x="0" y="222504"/>
-                                      </a:lnTo>
-                                      <a:lnTo>
-                                        <a:pt x="6096" y="222504"/>
-                                      </a:lnTo>
-                                      <a:lnTo>
-                                        <a:pt x="198120" y="222504"/>
-                                      </a:lnTo>
-                                      <a:lnTo>
-                                        <a:pt x="204216" y="222504"/>
-                                      </a:lnTo>
-                                      <a:lnTo>
-                                        <a:pt x="204216" y="216408"/>
-                                      </a:lnTo>
-                                      <a:lnTo>
-                                        <a:pt x="204216" y="114300"/>
-                                      </a:lnTo>
-                                      <a:lnTo>
-                                        <a:pt x="204216" y="108204"/>
-                                      </a:lnTo>
-                                      <a:lnTo>
-                                        <a:pt x="204216" y="6108"/>
-                                      </a:lnTo>
-                                      <a:close/>
-                                    </a:path>
-                                    <a:path w="204470" h="222885">
-                                      <a:moveTo>
-                                        <a:pt x="204216" y="0"/>
-                                      </a:moveTo>
-                                      <a:lnTo>
-                                        <a:pt x="198120" y="0"/>
-                                      </a:lnTo>
-                                      <a:lnTo>
-                                        <a:pt x="6096" y="0"/>
-                                      </a:lnTo>
-                                      <a:lnTo>
-                                        <a:pt x="0" y="0"/>
-                                      </a:lnTo>
-                                      <a:lnTo>
-                                        <a:pt x="0" y="6096"/>
-                                      </a:lnTo>
-                                      <a:lnTo>
-                                        <a:pt x="6096" y="6096"/>
-                                      </a:lnTo>
-                                      <a:lnTo>
-                                        <a:pt x="198120" y="6096"/>
-                                      </a:lnTo>
-                                      <a:lnTo>
-                                        <a:pt x="204216" y="6096"/>
-                                      </a:lnTo>
-                                      <a:lnTo>
-                                        <a:pt x="204216" y="0"/>
-                                      </a:lnTo>
-                                      <a:close/>
-                                    </a:path>
-                                  </a:pathLst>
-                                </a:custGeom>
-                                <a:solidFill>
-                                  <a:srgbClr val="000000"/>
-                                </a:solidFill>
-                              </wps:spPr>
-                              <wps:bodyPr wrap="square" lIns="0" tIns="0" rIns="0" bIns="0" rtlCol="0">
-                                <a:prstTxWarp prst="textNoShape">
-                                  <a:avLst/>
-                                </a:prstTxWarp>
-                                <a:noAutofit/>
-                              </wps:bodyPr>
-                            </wps:wsp>
-                          </wpg:wgp>
-                        </a:graphicData>
-                      </a:graphic>
-                    </wp:anchor>
-                  </w:drawing>
-                </mc:Choice>
-                <mc:Fallback>
-                  <w:pict>
-                    <v:group w14:anchorId="3FF537E3" id="Group 7" o:spid="_x0000_s1026" style="position:absolute;margin-left:155.05pt;margin-top:0;width:16.1pt;height:17.55pt;z-index:-15903744;mso-wrap-distance-left:0;mso-wrap-distance-right:0" coordsize="204470,222885" o:gfxdata="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">
-                      <v:shape id="Graphic 8" o:spid="_x0000_s1027" style="position:absolute;width:204470;height:222885;visibility:visible;mso-wrap-style:square;v-text-anchor:top" coordsize="204470,222885" o:gfxdata="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" path="m204216,6108r-6096,l198120,108204r,6096l198120,216408r-192024,l6096,114300r,-6096l6096,6108,,6108,,108204r,6096l,216408r,6096l6096,222504r192024,l204216,222504r,-6096l204216,114300r,-6096l204216,6108xem204216,r-6096,l6096,,,,,6096r6096,l198120,6096r6096,l204216,xe" fillcolor="black" stroked="f">
-                        <v:path arrowok="t"/>
-                      </v:shape>
-                    </v:group>
-                  </w:pict>
-                </mc:Fallback>
-              </mc:AlternateContent>
-            </w:r>
-            <w:r>
-              <w:rPr>
-                <w:noProof/>
-                <w:sz w:val="14"/>
-              </w:rPr>
-              <mc:AlternateContent>
-                <mc:Choice Requires="wpg">
-                  <w:drawing>
-                    <wp:anchor distT="0" distB="0" distL="0" distR="0" simplePos="0" relativeHeight="487413248" behindDoc="1" locked="0" layoutInCell="1" allowOverlap="1" wp14:anchorId="4F51F9FB" wp14:editId="16EFFF22">
-                      <wp:simplePos x="0" y="0"/>
-                      <wp:positionH relativeFrom="column">
-                        <wp:posOffset>3411296</wp:posOffset>
-                      </wp:positionH>
-                      <wp:positionV relativeFrom="paragraph">
-                        <wp:posOffset>-178</wp:posOffset>
-                      </wp:positionV>
-                      <wp:extent cx="231775" cy="222885"/>
-                      <wp:effectExtent l="0" t="0" r="0" b="0"/>
-                      <wp:wrapNone/>
-                      <wp:docPr id="9" name="Group 9"/>
-                      <wp:cNvGraphicFramePr>
-                        <a:graphicFrameLocks xmlns:a="http://schemas.openxmlformats.org/drawingml/2006/main"/>
-                      </wp:cNvGraphicFramePr>
-                      <a:graphic xmlns:a="http://schemas.openxmlformats.org/drawingml/2006/main">
-                        <a:graphicData uri="http://schemas.microsoft.com/office/word/2010/wordprocessingGroup">
-                          <wpg:wgp>
-                            <wpg:cNvGrpSpPr>
-                              <a:grpSpLocks/>
-                            </wpg:cNvGrpSpPr>
-                            <wpg:grpSpPr>
-                              <a:xfrm>
-                                <a:off x="0" y="0"/>
-                                <a:ext cx="231775" cy="222885"/>
-                                <a:chOff x="0" y="0"/>
-                                <a:chExt cx="231775" cy="222885"/>
-                              </a:xfrm>
-                            </wpg:grpSpPr>
-                            <wps:wsp>
-                              <wps:cNvPr id="10" name="Graphic 10"/>
-                              <wps:cNvSpPr/>
-                              <wps:spPr>
-                                <a:xfrm>
-                                  <a:off x="0" y="0"/>
-                                  <a:ext cx="231775" cy="222885"/>
-                                </a:xfrm>
-                                <a:custGeom>
-                                  <a:avLst/>
-                                  <a:gdLst/>
-                                  <a:ahLst/>
-                                  <a:cxnLst/>
-                                  <a:rect l="l" t="t" r="r" b="b"/>
-                                  <a:pathLst>
-                                    <a:path w="231775" h="222885">
-                                      <a:moveTo>
-                                        <a:pt x="6083" y="6108"/>
-                                      </a:moveTo>
-                                      <a:lnTo>
-                                        <a:pt x="0" y="6108"/>
-                                      </a:lnTo>
-                                      <a:lnTo>
-                                        <a:pt x="0" y="108204"/>
-                                      </a:lnTo>
-                                      <a:lnTo>
-                                        <a:pt x="0" y="114300"/>
-                                      </a:lnTo>
-                                      <a:lnTo>
-                                        <a:pt x="0" y="216408"/>
-                                      </a:lnTo>
-                                      <a:lnTo>
-                                        <a:pt x="0" y="222504"/>
-                                      </a:lnTo>
-                                      <a:lnTo>
-                                        <a:pt x="6083" y="222504"/>
-                                      </a:lnTo>
-                                      <a:lnTo>
-                                        <a:pt x="6083" y="216408"/>
-                                      </a:lnTo>
-                                      <a:lnTo>
-                                        <a:pt x="6083" y="114300"/>
-                                      </a:lnTo>
-                                      <a:lnTo>
-                                        <a:pt x="6083" y="108204"/>
-                                      </a:lnTo>
-                                      <a:lnTo>
-                                        <a:pt x="6083" y="6108"/>
-                                      </a:lnTo>
-                                      <a:close/>
-                                    </a:path>
-                                    <a:path w="231775" h="222885">
-                                      <a:moveTo>
-                                        <a:pt x="6083" y="0"/>
-                                      </a:moveTo>
-                                      <a:lnTo>
-                                        <a:pt x="0" y="0"/>
-                                      </a:lnTo>
-                                      <a:lnTo>
-                                        <a:pt x="0" y="6096"/>
-                                      </a:lnTo>
-                                      <a:lnTo>
-                                        <a:pt x="6083" y="6096"/>
-                                      </a:lnTo>
-                                      <a:lnTo>
-                                        <a:pt x="6083" y="0"/>
-                                      </a:lnTo>
-                                      <a:close/>
-                                    </a:path>
-                                    <a:path w="231775" h="222885">
-                                      <a:moveTo>
-                                        <a:pt x="231648" y="6108"/>
-                                      </a:moveTo>
-                                      <a:lnTo>
-                                        <a:pt x="225552" y="6108"/>
-                                      </a:lnTo>
-                                      <a:lnTo>
-                                        <a:pt x="225552" y="108204"/>
-                                      </a:lnTo>
-                                      <a:lnTo>
-                                        <a:pt x="225552" y="114300"/>
-                                      </a:lnTo>
-                                      <a:lnTo>
-                                        <a:pt x="225552" y="216408"/>
-                                      </a:lnTo>
-                                      <a:lnTo>
-                                        <a:pt x="6096" y="216408"/>
-                                      </a:lnTo>
-                                      <a:lnTo>
-                                        <a:pt x="6096" y="222504"/>
-                                      </a:lnTo>
-                                      <a:lnTo>
-                                        <a:pt x="225552" y="222504"/>
-                                      </a:lnTo>
-                                      <a:lnTo>
-                                        <a:pt x="231648" y="222504"/>
-                                      </a:lnTo>
-                                      <a:lnTo>
-                                        <a:pt x="231648" y="216408"/>
-                                      </a:lnTo>
-                                      <a:lnTo>
-                                        <a:pt x="231648" y="114300"/>
-                                      </a:lnTo>
-                                      <a:lnTo>
-                                        <a:pt x="231648" y="108204"/>
-                                      </a:lnTo>
-                                      <a:lnTo>
-                                        <a:pt x="231648" y="6108"/>
-                                      </a:lnTo>
-                                      <a:close/>
-                                    </a:path>
-                                    <a:path w="231775" h="222885">
-                                      <a:moveTo>
-                                        <a:pt x="231648" y="0"/>
-                                      </a:moveTo>
-                                      <a:lnTo>
-                                        <a:pt x="225552" y="0"/>
-                                      </a:lnTo>
-                                      <a:lnTo>
-                                        <a:pt x="6096" y="0"/>
-                                      </a:lnTo>
-                                      <a:lnTo>
-                                        <a:pt x="6096" y="6096"/>
-                                      </a:lnTo>
-                                      <a:lnTo>
-                                        <a:pt x="225552" y="6096"/>
-                                      </a:lnTo>
-                                      <a:lnTo>
-                                        <a:pt x="231648" y="6096"/>
-                                      </a:lnTo>
-                                      <a:lnTo>
-                                        <a:pt x="231648" y="0"/>
-                                      </a:lnTo>
-                                      <a:close/>
-                                    </a:path>
-                                  </a:pathLst>
-                                </a:custGeom>
-                                <a:solidFill>
-                                  <a:srgbClr val="000000"/>
-                                </a:solidFill>
-                              </wps:spPr>
-                              <wps:bodyPr wrap="square" lIns="0" tIns="0" rIns="0" bIns="0" rtlCol="0">
-                                <a:prstTxWarp prst="textNoShape">
-                                  <a:avLst/>
-                                </a:prstTxWarp>
-                                <a:noAutofit/>
-                              </wps:bodyPr>
-                            </wps:wsp>
-                          </wpg:wgp>
-                        </a:graphicData>
-                      </a:graphic>
-                    </wp:anchor>
-                  </w:drawing>
-                </mc:Choice>
-                <mc:Fallback>
-                  <w:pict>
-                    <v:group w14:anchorId="778B3B51" id="Group 9" o:spid="_x0000_s1026" style="position:absolute;margin-left:268.6pt;margin-top:0;width:18.25pt;height:17.55pt;z-index:-15903232;mso-wrap-distance-left:0;mso-wrap-distance-right:0" coordsize="231775,222885" o:gfxdata="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">
-                      <v:shape id="Graphic 10" o:spid="_x0000_s1027" style="position:absolute;width:231775;height:222885;visibility:visible;mso-wrap-style:square;v-text-anchor:top" coordsize="231775,222885" o:gfxdata="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" path="m6083,6108l,6108,,108204r,6096l,216408r,6096l6083,222504r,-6096l6083,114300r,-6096l6083,6108xem6083,l,,,6096r6083,l6083,xem231648,6108r-6096,l225552,108204r,6096l225552,216408r-219456,l6096,222504r219456,l231648,222504r,-6096l231648,114300r,-6096l231648,6108xem231648,r-6096,l6096,r,6096l225552,6096r6096,l231648,xe" fillcolor="black" stroked="f">
-                        <v:path arrowok="t"/>
-                      </v:shape>
-                    </v:group>
-                  </w:pict>
-                </mc:Fallback>
-              </mc:AlternateContent>
-            </w:r>
-            <w:r>
-              <w:rPr>
-                <w:noProof/>
-                <w:sz w:val="14"/>
-              </w:rPr>
-              <mc:AlternateContent>
-                <mc:Choice Requires="wpg">
-                  <w:drawing>
-                    <wp:anchor distT="0" distB="0" distL="0" distR="0" simplePos="0" relativeHeight="487413760" behindDoc="1" locked="0" layoutInCell="1" allowOverlap="1" wp14:anchorId="101B72E0" wp14:editId="0812C5B5">
-                      <wp:simplePos x="0" y="0"/>
-                      <wp:positionH relativeFrom="column">
-                        <wp:posOffset>4491812</wp:posOffset>
-                      </wp:positionH>
-                      <wp:positionV relativeFrom="paragraph">
-                        <wp:posOffset>-178</wp:posOffset>
-                      </wp:positionV>
-                      <wp:extent cx="180340" cy="222885"/>
-                      <wp:effectExtent l="0" t="0" r="0" b="0"/>
-                      <wp:wrapNone/>
-                      <wp:docPr id="11" name="Group 11"/>
-                      <wp:cNvGraphicFramePr>
-                        <a:graphicFrameLocks xmlns:a="http://schemas.openxmlformats.org/drawingml/2006/main"/>
-                      </wp:cNvGraphicFramePr>
-                      <a:graphic xmlns:a="http://schemas.openxmlformats.org/drawingml/2006/main">
-                        <a:graphicData uri="http://schemas.microsoft.com/office/word/2010/wordprocessingGroup">
-                          <wpg:wgp>
-                            <wpg:cNvGrpSpPr>
-                              <a:grpSpLocks/>
-                            </wpg:cNvGrpSpPr>
-                            <wpg:grpSpPr>
-                              <a:xfrm>
-                                <a:off x="0" y="0"/>
-                                <a:ext cx="180340" cy="222885"/>
-                                <a:chOff x="0" y="0"/>
-                                <a:chExt cx="180340" cy="222885"/>
-                              </a:xfrm>
-                            </wpg:grpSpPr>
-                            <wps:wsp>
-                              <wps:cNvPr id="12" name="Graphic 12"/>
-                              <wps:cNvSpPr/>
-                              <wps:spPr>
-                                <a:xfrm>
-                                  <a:off x="0" y="0"/>
-                                  <a:ext cx="180340" cy="222885"/>
-                                </a:xfrm>
-                                <a:custGeom>
-                                  <a:avLst/>
-                                  <a:gdLst/>
-                                  <a:ahLst/>
-                                  <a:cxnLst/>
-                                  <a:rect l="l" t="t" r="r" b="b"/>
-                                  <a:pathLst>
-                                    <a:path w="180340" h="222885">
-                                      <a:moveTo>
-                                        <a:pt x="174040" y="216408"/>
-                                      </a:moveTo>
-                                      <a:lnTo>
-                                        <a:pt x="6096" y="216408"/>
-                                      </a:lnTo>
-                                      <a:lnTo>
-                                        <a:pt x="6096" y="114300"/>
-                                      </a:lnTo>
-                                      <a:lnTo>
-                                        <a:pt x="6096" y="108204"/>
-                                      </a:lnTo>
-                                      <a:lnTo>
-                                        <a:pt x="6096" y="6108"/>
-                                      </a:lnTo>
-                                      <a:lnTo>
-                                        <a:pt x="0" y="6108"/>
-                                      </a:lnTo>
-                                      <a:lnTo>
-                                        <a:pt x="0" y="108204"/>
-                                      </a:lnTo>
-                                      <a:lnTo>
-                                        <a:pt x="0" y="114300"/>
-                                      </a:lnTo>
-                                      <a:lnTo>
-                                        <a:pt x="0" y="216408"/>
-                                      </a:lnTo>
-                                      <a:lnTo>
-                                        <a:pt x="0" y="222504"/>
-                                      </a:lnTo>
-                                      <a:lnTo>
-                                        <a:pt x="6096" y="222504"/>
-                                      </a:lnTo>
-                                      <a:lnTo>
-                                        <a:pt x="174040" y="222504"/>
-                                      </a:lnTo>
-                                      <a:lnTo>
-                                        <a:pt x="174040" y="216408"/>
-                                      </a:lnTo>
-                                      <a:close/>
-                                    </a:path>
-                                    <a:path w="180340" h="222885">
-                                      <a:moveTo>
-                                        <a:pt x="174040" y="0"/>
-                                      </a:moveTo>
-                                      <a:lnTo>
-                                        <a:pt x="6096" y="0"/>
-                                      </a:lnTo>
-                                      <a:lnTo>
-                                        <a:pt x="0" y="0"/>
-                                      </a:lnTo>
-                                      <a:lnTo>
-                                        <a:pt x="0" y="6096"/>
-                                      </a:lnTo>
-                                      <a:lnTo>
-                                        <a:pt x="6096" y="6096"/>
-                                      </a:lnTo>
-                                      <a:lnTo>
-                                        <a:pt x="174040" y="6096"/>
-                                      </a:lnTo>
-                                      <a:lnTo>
-                                        <a:pt x="174040" y="0"/>
-                                      </a:lnTo>
-                                      <a:close/>
-                                    </a:path>
-                                    <a:path w="180340" h="222885">
-                                      <a:moveTo>
-                                        <a:pt x="180213" y="6108"/>
-                                      </a:moveTo>
-                                      <a:lnTo>
-                                        <a:pt x="174117" y="6108"/>
-                                      </a:lnTo>
-                                      <a:lnTo>
-                                        <a:pt x="174117" y="108204"/>
-                                      </a:lnTo>
-                                      <a:lnTo>
-                                        <a:pt x="174117" y="114300"/>
-                                      </a:lnTo>
-                                      <a:lnTo>
-                                        <a:pt x="174117" y="216408"/>
-                                      </a:lnTo>
-                                      <a:lnTo>
-                                        <a:pt x="174117" y="222504"/>
-                                      </a:lnTo>
-                                      <a:lnTo>
-                                        <a:pt x="180213" y="222504"/>
-                                      </a:lnTo>
-                                      <a:lnTo>
-                                        <a:pt x="180213" y="216408"/>
-                                      </a:lnTo>
-                                      <a:lnTo>
-                                        <a:pt x="180213" y="114300"/>
-                                      </a:lnTo>
-                                      <a:lnTo>
-                                        <a:pt x="180213" y="108204"/>
-                                      </a:lnTo>
-                                      <a:lnTo>
-                                        <a:pt x="180213" y="6108"/>
-                                      </a:lnTo>
-                                      <a:close/>
-                                    </a:path>
-                                    <a:path w="180340" h="222885">
-                                      <a:moveTo>
-                                        <a:pt x="180213" y="0"/>
-                                      </a:moveTo>
-                                      <a:lnTo>
-                                        <a:pt x="174117" y="0"/>
-                                      </a:lnTo>
-                                      <a:lnTo>
-                                        <a:pt x="174117" y="6096"/>
-                                      </a:lnTo>
-                                      <a:lnTo>
-                                        <a:pt x="180213" y="6096"/>
-                                      </a:lnTo>
-                                      <a:lnTo>
-                                        <a:pt x="180213" y="0"/>
-                                      </a:lnTo>
-                                      <a:close/>
-                                    </a:path>
-                                  </a:pathLst>
-                                </a:custGeom>
-                                <a:solidFill>
-                                  <a:srgbClr val="000000"/>
-                                </a:solidFill>
-                              </wps:spPr>
-                              <wps:bodyPr wrap="square" lIns="0" tIns="0" rIns="0" bIns="0" rtlCol="0">
-                                <a:prstTxWarp prst="textNoShape">
-                                  <a:avLst/>
-                                </a:prstTxWarp>
-                                <a:noAutofit/>
-                              </wps:bodyPr>
-                            </wps:wsp>
-                          </wpg:wgp>
-                        </a:graphicData>
-                      </a:graphic>
-                    </wp:anchor>
-                  </w:drawing>
-                </mc:Choice>
-                <mc:Fallback>
-                  <w:pict>
-                    <v:group w14:anchorId="0ADA7D0B" id="Group 11" o:spid="_x0000_s1026" style="position:absolute;margin-left:353.7pt;margin-top:0;width:14.2pt;height:17.55pt;z-index:-15902720;mso-wrap-distance-left:0;mso-wrap-distance-right:0" coordsize="180340,222885" o:gfxdata="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">
-                      <v:shape id="Graphic 12" o:spid="_x0000_s1027" style="position:absolute;width:180340;height:222885;visibility:visible;mso-wrap-style:square;v-text-anchor:top" coordsize="180340,222885" o:gfxdata="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" path="m174040,216408r-167944,l6096,114300r,-6096l6096,6108,,6108,,108204r,6096l,216408r,6096l6096,222504r167944,l174040,216408xem174040,l6096,,,,,6096r6096,l174040,6096r,-6096xem180213,6108r-6096,l174117,108204r,6096l174117,216408r,6096l180213,222504r,-6096l180213,114300r,-6096l180213,6108xem180213,r-6096,l174117,6096r6096,l180213,xe" fillcolor="black" stroked="f">
-                        <v:path arrowok="t"/>
-                      </v:shape>
-                    </v:group>
-                  </w:pict>
-                </mc:Fallback>
-              </mc:AlternateContent>
-            </w:r>
-            <w:r>
-              <w:rPr>
                 <w:sz w:val="14"/>
               </w:rPr>
               <w:t>Background study</w:t>
@@ -3644,12 +1552,14 @@
               </w:rPr>
               <w:t xml:space="preserve"> </w:t>
             </w:r>
+            <w:proofErr w:type="spellStart"/>
             <w:r>
               <w:rPr>
                 <w:sz w:val="14"/>
               </w:rPr>
               <w:t>Commercialisation</w:t>
             </w:r>
+            <w:proofErr w:type="spellEnd"/>
             <w:r>
               <w:rPr>
                 <w:spacing w:val="-4"/>
@@ -3799,7 +1709,6 @@
         <w:tc>
           <w:tcPr>
             <w:tcW w:w="9026" w:type="dxa"/>
-            <w:gridSpan w:val="6"/>
           </w:tcPr>
           <w:p>
             <w:pPr>
@@ -3819,7 +1728,6 @@
         <w:tc>
           <w:tcPr>
             <w:tcW w:w="9026" w:type="dxa"/>
-            <w:gridSpan w:val="6"/>
           </w:tcPr>
           <w:p>
             <w:pPr>
@@ -3910,161 +1818,6 @@
                 <w:sz w:val="16"/>
               </w:rPr>
             </w:pPr>
-            <w:r>
-              <w:rPr>
-                <w:b/>
-                <w:noProof/>
-                <w:sz w:val="16"/>
-              </w:rPr>
-              <mc:AlternateContent>
-                <mc:Choice Requires="wpg">
-                  <w:drawing>
-                    <wp:anchor distT="0" distB="0" distL="0" distR="0" simplePos="0" relativeHeight="487414272" behindDoc="1" locked="0" layoutInCell="1" allowOverlap="1" wp14:anchorId="53376B6C" wp14:editId="1020F0B2">
-                      <wp:simplePos x="0" y="0"/>
-                      <wp:positionH relativeFrom="column">
-                        <wp:posOffset>68580</wp:posOffset>
-                      </wp:positionH>
-                      <wp:positionV relativeFrom="paragraph">
-                        <wp:posOffset>117906</wp:posOffset>
-                      </wp:positionV>
-                      <wp:extent cx="219710" cy="224154"/>
-                      <wp:effectExtent l="0" t="0" r="0" b="0"/>
-                      <wp:wrapNone/>
-                      <wp:docPr id="13" name="Group 13"/>
-                      <wp:cNvGraphicFramePr>
-                        <a:graphicFrameLocks xmlns:a="http://schemas.openxmlformats.org/drawingml/2006/main"/>
-                      </wp:cNvGraphicFramePr>
-                      <a:graphic xmlns:a="http://schemas.openxmlformats.org/drawingml/2006/main">
-                        <a:graphicData uri="http://schemas.microsoft.com/office/word/2010/wordprocessingGroup">
-                          <wpg:wgp>
-                            <wpg:cNvGrpSpPr>
-                              <a:grpSpLocks/>
-                            </wpg:cNvGrpSpPr>
-                            <wpg:grpSpPr>
-                              <a:xfrm>
-                                <a:off x="0" y="0"/>
-                                <a:ext cx="219710" cy="224154"/>
-                                <a:chOff x="0" y="0"/>
-                                <a:chExt cx="219710" cy="224154"/>
-                              </a:xfrm>
-                            </wpg:grpSpPr>
-                            <wps:wsp>
-                              <wps:cNvPr id="14" name="Graphic 14"/>
-                              <wps:cNvSpPr/>
-                              <wps:spPr>
-                                <a:xfrm>
-                                  <a:off x="0" y="12"/>
-                                  <a:ext cx="219710" cy="224154"/>
-                                </a:xfrm>
-                                <a:custGeom>
-                                  <a:avLst/>
-                                  <a:gdLst/>
-                                  <a:ahLst/>
-                                  <a:cxnLst/>
-                                  <a:rect l="l" t="t" r="r" b="b"/>
-                                  <a:pathLst>
-                                    <a:path w="219710" h="224154">
-                                      <a:moveTo>
-                                        <a:pt x="219456" y="0"/>
-                                      </a:moveTo>
-                                      <a:lnTo>
-                                        <a:pt x="213360" y="0"/>
-                                      </a:lnTo>
-                                      <a:lnTo>
-                                        <a:pt x="213360" y="6083"/>
-                                      </a:lnTo>
-                                      <a:lnTo>
-                                        <a:pt x="213360" y="108191"/>
-                                      </a:lnTo>
-                                      <a:lnTo>
-                                        <a:pt x="213360" y="114287"/>
-                                      </a:lnTo>
-                                      <a:lnTo>
-                                        <a:pt x="213360" y="217919"/>
-                                      </a:lnTo>
-                                      <a:lnTo>
-                                        <a:pt x="6096" y="217919"/>
-                                      </a:lnTo>
-                                      <a:lnTo>
-                                        <a:pt x="6096" y="114287"/>
-                                      </a:lnTo>
-                                      <a:lnTo>
-                                        <a:pt x="6096" y="108191"/>
-                                      </a:lnTo>
-                                      <a:lnTo>
-                                        <a:pt x="6096" y="6083"/>
-                                      </a:lnTo>
-                                      <a:lnTo>
-                                        <a:pt x="213360" y="6083"/>
-                                      </a:lnTo>
-                                      <a:lnTo>
-                                        <a:pt x="213360" y="0"/>
-                                      </a:lnTo>
-                                      <a:lnTo>
-                                        <a:pt x="6096" y="0"/>
-                                      </a:lnTo>
-                                      <a:lnTo>
-                                        <a:pt x="0" y="0"/>
-                                      </a:lnTo>
-                                      <a:lnTo>
-                                        <a:pt x="0" y="224015"/>
-                                      </a:lnTo>
-                                      <a:lnTo>
-                                        <a:pt x="6096" y="224015"/>
-                                      </a:lnTo>
-                                      <a:lnTo>
-                                        <a:pt x="213360" y="224015"/>
-                                      </a:lnTo>
-                                      <a:lnTo>
-                                        <a:pt x="219456" y="224015"/>
-                                      </a:lnTo>
-                                      <a:lnTo>
-                                        <a:pt x="219456" y="217919"/>
-                                      </a:lnTo>
-                                      <a:lnTo>
-                                        <a:pt x="219456" y="114287"/>
-                                      </a:lnTo>
-                                      <a:lnTo>
-                                        <a:pt x="219456" y="108191"/>
-                                      </a:lnTo>
-                                      <a:lnTo>
-                                        <a:pt x="219456" y="6083"/>
-                                      </a:lnTo>
-                                      <a:lnTo>
-                                        <a:pt x="219456" y="0"/>
-                                      </a:lnTo>
-                                      <a:close/>
-                                    </a:path>
-                                  </a:pathLst>
-                                </a:custGeom>
-                                <a:solidFill>
-                                  <a:srgbClr val="000000"/>
-                                </a:solidFill>
-                              </wps:spPr>
-                              <wps:bodyPr wrap="square" lIns="0" tIns="0" rIns="0" bIns="0" rtlCol="0">
-                                <a:prstTxWarp prst="textNoShape">
-                                  <a:avLst/>
-                                </a:prstTxWarp>
-                                <a:noAutofit/>
-                              </wps:bodyPr>
-                            </wps:wsp>
-                          </wpg:wgp>
-                        </a:graphicData>
-                      </a:graphic>
-                    </wp:anchor>
-                  </w:drawing>
-                </mc:Choice>
-                <mc:Fallback>
-                  <w:pict>
-                    <v:group w14:anchorId="521B9521" id="Group 13" o:spid="_x0000_s1026" style="position:absolute;margin-left:5.4pt;margin-top:9.3pt;width:17.3pt;height:17.65pt;z-index:-15902208;mso-wrap-distance-left:0;mso-wrap-distance-right:0" coordsize="219710,224154" o:gfxdata="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">
-                      <v:shape id="Graphic 14" o:spid="_x0000_s1027" style="position:absolute;top:12;width:219710;height:224154;visibility:visible;mso-wrap-style:square;v-text-anchor:top" coordsize="219710,224154" o:gfxdata="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" path="m219456,r-6096,l213360,6083r,102108l213360,114287r,103632l6096,217919r,-103632l6096,108191r,-102108l213360,6083r,-6083l6096,,,,,224015r6096,l213360,224015r6096,l219456,217919r,-103632l219456,108191r,-102108l219456,xe" fillcolor="black" stroked="f">
-                        <v:path arrowok="t"/>
-                      </v:shape>
-                    </v:group>
-                  </w:pict>
-                </mc:Fallback>
-              </mc:AlternateContent>
-            </w:r>
             <w:r>
               <w:rPr>
                 <w:i/>
@@ -4315,516 +2068,6 @@
             </w:pPr>
             <w:r>
               <w:rPr>
-                <w:noProof/>
-                <w:sz w:val="14"/>
-              </w:rPr>
-              <mc:AlternateContent>
-                <mc:Choice Requires="wpg">
-                  <w:drawing>
-                    <wp:anchor distT="0" distB="0" distL="0" distR="0" simplePos="0" relativeHeight="487414784" behindDoc="1" locked="0" layoutInCell="1" allowOverlap="1" wp14:anchorId="5ABE83B3" wp14:editId="59CF5C38">
-                      <wp:simplePos x="0" y="0"/>
-                      <wp:positionH relativeFrom="column">
-                        <wp:posOffset>1969338</wp:posOffset>
-                      </wp:positionH>
-                      <wp:positionV relativeFrom="paragraph">
-                        <wp:posOffset>-178</wp:posOffset>
-                      </wp:positionV>
-                      <wp:extent cx="204470" cy="224154"/>
-                      <wp:effectExtent l="0" t="0" r="0" b="0"/>
-                      <wp:wrapNone/>
-                      <wp:docPr id="15" name="Group 15"/>
-                      <wp:cNvGraphicFramePr>
-                        <a:graphicFrameLocks xmlns:a="http://schemas.openxmlformats.org/drawingml/2006/main"/>
-                      </wp:cNvGraphicFramePr>
-                      <a:graphic xmlns:a="http://schemas.openxmlformats.org/drawingml/2006/main">
-                        <a:graphicData uri="http://schemas.microsoft.com/office/word/2010/wordprocessingGroup">
-                          <wpg:wgp>
-                            <wpg:cNvGrpSpPr>
-                              <a:grpSpLocks/>
-                            </wpg:cNvGrpSpPr>
-                            <wpg:grpSpPr>
-                              <a:xfrm>
-                                <a:off x="0" y="0"/>
-                                <a:ext cx="204470" cy="224154"/>
-                                <a:chOff x="0" y="0"/>
-                                <a:chExt cx="204470" cy="224154"/>
-                              </a:xfrm>
-                            </wpg:grpSpPr>
-                            <wps:wsp>
-                              <wps:cNvPr id="16" name="Graphic 16"/>
-                              <wps:cNvSpPr/>
-                              <wps:spPr>
-                                <a:xfrm>
-                                  <a:off x="0" y="12"/>
-                                  <a:ext cx="204470" cy="224154"/>
-                                </a:xfrm>
-                                <a:custGeom>
-                                  <a:avLst/>
-                                  <a:gdLst/>
-                                  <a:ahLst/>
-                                  <a:cxnLst/>
-                                  <a:rect l="l" t="t" r="r" b="b"/>
-                                  <a:pathLst>
-                                    <a:path w="204470" h="224154">
-                                      <a:moveTo>
-                                        <a:pt x="204216" y="0"/>
-                                      </a:moveTo>
-                                      <a:lnTo>
-                                        <a:pt x="198120" y="0"/>
-                                      </a:lnTo>
-                                      <a:lnTo>
-                                        <a:pt x="198120" y="6083"/>
-                                      </a:lnTo>
-                                      <a:lnTo>
-                                        <a:pt x="198120" y="108191"/>
-                                      </a:lnTo>
-                                      <a:lnTo>
-                                        <a:pt x="198120" y="114287"/>
-                                      </a:lnTo>
-                                      <a:lnTo>
-                                        <a:pt x="198120" y="217919"/>
-                                      </a:lnTo>
-                                      <a:lnTo>
-                                        <a:pt x="6096" y="217919"/>
-                                      </a:lnTo>
-                                      <a:lnTo>
-                                        <a:pt x="6096" y="114287"/>
-                                      </a:lnTo>
-                                      <a:lnTo>
-                                        <a:pt x="6096" y="108191"/>
-                                      </a:lnTo>
-                                      <a:lnTo>
-                                        <a:pt x="6096" y="6083"/>
-                                      </a:lnTo>
-                                      <a:lnTo>
-                                        <a:pt x="198120" y="6083"/>
-                                      </a:lnTo>
-                                      <a:lnTo>
-                                        <a:pt x="198120" y="0"/>
-                                      </a:lnTo>
-                                      <a:lnTo>
-                                        <a:pt x="6096" y="0"/>
-                                      </a:lnTo>
-                                      <a:lnTo>
-                                        <a:pt x="0" y="0"/>
-                                      </a:lnTo>
-                                      <a:lnTo>
-                                        <a:pt x="0" y="224015"/>
-                                      </a:lnTo>
-                                      <a:lnTo>
-                                        <a:pt x="6096" y="224015"/>
-                                      </a:lnTo>
-                                      <a:lnTo>
-                                        <a:pt x="198120" y="224015"/>
-                                      </a:lnTo>
-                                      <a:lnTo>
-                                        <a:pt x="204216" y="224015"/>
-                                      </a:lnTo>
-                                      <a:lnTo>
-                                        <a:pt x="204216" y="217919"/>
-                                      </a:lnTo>
-                                      <a:lnTo>
-                                        <a:pt x="204216" y="114287"/>
-                                      </a:lnTo>
-                                      <a:lnTo>
-                                        <a:pt x="204216" y="108191"/>
-                                      </a:lnTo>
-                                      <a:lnTo>
-                                        <a:pt x="204216" y="6083"/>
-                                      </a:lnTo>
-                                      <a:lnTo>
-                                        <a:pt x="204216" y="0"/>
-                                      </a:lnTo>
-                                      <a:close/>
-                                    </a:path>
-                                  </a:pathLst>
-                                </a:custGeom>
-                                <a:solidFill>
-                                  <a:srgbClr val="000000"/>
-                                </a:solidFill>
-                              </wps:spPr>
-                              <wps:bodyPr wrap="square" lIns="0" tIns="0" rIns="0" bIns="0" rtlCol="0">
-                                <a:prstTxWarp prst="textNoShape">
-                                  <a:avLst/>
-                                </a:prstTxWarp>
-                                <a:noAutofit/>
-                              </wps:bodyPr>
-                            </wps:wsp>
-                          </wpg:wgp>
-                        </a:graphicData>
-                      </a:graphic>
-                    </wp:anchor>
-                  </w:drawing>
-                </mc:Choice>
-                <mc:Fallback>
-                  <w:pict>
-                    <v:group w14:anchorId="651A0F02" id="Group 15" o:spid="_x0000_s1026" style="position:absolute;margin-left:155.05pt;margin-top:0;width:16.1pt;height:17.65pt;z-index:-15901696;mso-wrap-distance-left:0;mso-wrap-distance-right:0" coordsize="204470,224154" o:gfxdata="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">
-                      <v:shape id="Graphic 16" o:spid="_x0000_s1027" style="position:absolute;top:12;width:204470;height:224154;visibility:visible;mso-wrap-style:square;v-text-anchor:top" coordsize="204470,224154" o:gfxdata="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" path="m204216,r-6096,l198120,6083r,102108l198120,114287r,103632l6096,217919r,-103632l6096,108191r,-102108l198120,6083r,-6083l6096,,,,,224015r6096,l198120,224015r6096,l204216,217919r,-103632l204216,108191r,-102108l204216,xe" fillcolor="black" stroked="f">
-                        <v:path arrowok="t"/>
-                      </v:shape>
-                    </v:group>
-                  </w:pict>
-                </mc:Fallback>
-              </mc:AlternateContent>
-            </w:r>
-            <w:r>
-              <w:rPr>
-                <w:noProof/>
-                <w:sz w:val="14"/>
-              </w:rPr>
-              <mc:AlternateContent>
-                <mc:Choice Requires="wpg">
-                  <w:drawing>
-                    <wp:anchor distT="0" distB="0" distL="0" distR="0" simplePos="0" relativeHeight="487415296" behindDoc="1" locked="0" layoutInCell="1" allowOverlap="1" wp14:anchorId="0311A34B" wp14:editId="56B22AA5">
-                      <wp:simplePos x="0" y="0"/>
-                      <wp:positionH relativeFrom="column">
-                        <wp:posOffset>3411296</wp:posOffset>
-                      </wp:positionH>
-                      <wp:positionV relativeFrom="paragraph">
-                        <wp:posOffset>-178</wp:posOffset>
-                      </wp:positionV>
-                      <wp:extent cx="231775" cy="224154"/>
-                      <wp:effectExtent l="0" t="0" r="0" b="0"/>
-                      <wp:wrapNone/>
-                      <wp:docPr id="17" name="Group 17"/>
-                      <wp:cNvGraphicFramePr>
-                        <a:graphicFrameLocks xmlns:a="http://schemas.openxmlformats.org/drawingml/2006/main"/>
-                      </wp:cNvGraphicFramePr>
-                      <a:graphic xmlns:a="http://schemas.openxmlformats.org/drawingml/2006/main">
-                        <a:graphicData uri="http://schemas.microsoft.com/office/word/2010/wordprocessingGroup">
-                          <wpg:wgp>
-                            <wpg:cNvGrpSpPr>
-                              <a:grpSpLocks/>
-                            </wpg:cNvGrpSpPr>
-                            <wpg:grpSpPr>
-                              <a:xfrm>
-                                <a:off x="0" y="0"/>
-                                <a:ext cx="231775" cy="224154"/>
-                                <a:chOff x="0" y="0"/>
-                                <a:chExt cx="231775" cy="224154"/>
-                              </a:xfrm>
-                            </wpg:grpSpPr>
-                            <wps:wsp>
-                              <wps:cNvPr id="18" name="Graphic 18"/>
-                              <wps:cNvSpPr/>
-                              <wps:spPr>
-                                <a:xfrm>
-                                  <a:off x="0" y="12"/>
-                                  <a:ext cx="231775" cy="224154"/>
-                                </a:xfrm>
-                                <a:custGeom>
-                                  <a:avLst/>
-                                  <a:gdLst/>
-                                  <a:ahLst/>
-                                  <a:cxnLst/>
-                                  <a:rect l="l" t="t" r="r" b="b"/>
-                                  <a:pathLst>
-                                    <a:path w="231775" h="224154">
-                                      <a:moveTo>
-                                        <a:pt x="6083" y="0"/>
-                                      </a:moveTo>
-                                      <a:lnTo>
-                                        <a:pt x="0" y="0"/>
-                                      </a:lnTo>
-                                      <a:lnTo>
-                                        <a:pt x="0" y="6083"/>
-                                      </a:lnTo>
-                                      <a:lnTo>
-                                        <a:pt x="0" y="108191"/>
-                                      </a:lnTo>
-                                      <a:lnTo>
-                                        <a:pt x="0" y="114287"/>
-                                      </a:lnTo>
-                                      <a:lnTo>
-                                        <a:pt x="0" y="217919"/>
-                                      </a:lnTo>
-                                      <a:lnTo>
-                                        <a:pt x="0" y="224015"/>
-                                      </a:lnTo>
-                                      <a:lnTo>
-                                        <a:pt x="6083" y="224015"/>
-                                      </a:lnTo>
-                                      <a:lnTo>
-                                        <a:pt x="6083" y="217919"/>
-                                      </a:lnTo>
-                                      <a:lnTo>
-                                        <a:pt x="6083" y="114287"/>
-                                      </a:lnTo>
-                                      <a:lnTo>
-                                        <a:pt x="6083" y="108191"/>
-                                      </a:lnTo>
-                                      <a:lnTo>
-                                        <a:pt x="6083" y="6083"/>
-                                      </a:lnTo>
-                                      <a:lnTo>
-                                        <a:pt x="6083" y="0"/>
-                                      </a:lnTo>
-                                      <a:close/>
-                                    </a:path>
-                                    <a:path w="231775" h="224154">
-                                      <a:moveTo>
-                                        <a:pt x="231648" y="0"/>
-                                      </a:moveTo>
-                                      <a:lnTo>
-                                        <a:pt x="225552" y="0"/>
-                                      </a:lnTo>
-                                      <a:lnTo>
-                                        <a:pt x="6096" y="0"/>
-                                      </a:lnTo>
-                                      <a:lnTo>
-                                        <a:pt x="6096" y="6083"/>
-                                      </a:lnTo>
-                                      <a:lnTo>
-                                        <a:pt x="225552" y="6083"/>
-                                      </a:lnTo>
-                                      <a:lnTo>
-                                        <a:pt x="225552" y="108191"/>
-                                      </a:lnTo>
-                                      <a:lnTo>
-                                        <a:pt x="225552" y="114287"/>
-                                      </a:lnTo>
-                                      <a:lnTo>
-                                        <a:pt x="225552" y="217919"/>
-                                      </a:lnTo>
-                                      <a:lnTo>
-                                        <a:pt x="6096" y="217919"/>
-                                      </a:lnTo>
-                                      <a:lnTo>
-                                        <a:pt x="6096" y="224015"/>
-                                      </a:lnTo>
-                                      <a:lnTo>
-                                        <a:pt x="225552" y="224015"/>
-                                      </a:lnTo>
-                                      <a:lnTo>
-                                        <a:pt x="231648" y="224015"/>
-                                      </a:lnTo>
-                                      <a:lnTo>
-                                        <a:pt x="231648" y="217919"/>
-                                      </a:lnTo>
-                                      <a:lnTo>
-                                        <a:pt x="231648" y="114287"/>
-                                      </a:lnTo>
-                                      <a:lnTo>
-                                        <a:pt x="231648" y="108191"/>
-                                      </a:lnTo>
-                                      <a:lnTo>
-                                        <a:pt x="231648" y="6083"/>
-                                      </a:lnTo>
-                                      <a:lnTo>
-                                        <a:pt x="231648" y="0"/>
-                                      </a:lnTo>
-                                      <a:close/>
-                                    </a:path>
-                                  </a:pathLst>
-                                </a:custGeom>
-                                <a:solidFill>
-                                  <a:srgbClr val="000000"/>
-                                </a:solidFill>
-                              </wps:spPr>
-                              <wps:bodyPr wrap="square" lIns="0" tIns="0" rIns="0" bIns="0" rtlCol="0">
-                                <a:prstTxWarp prst="textNoShape">
-                                  <a:avLst/>
-                                </a:prstTxWarp>
-                                <a:noAutofit/>
-                              </wps:bodyPr>
-                            </wps:wsp>
-                          </wpg:wgp>
-                        </a:graphicData>
-                      </a:graphic>
-                    </wp:anchor>
-                  </w:drawing>
-                </mc:Choice>
-                <mc:Fallback>
-                  <w:pict>
-                    <v:group w14:anchorId="2296E0CE" id="Group 17" o:spid="_x0000_s1026" style="position:absolute;margin-left:268.6pt;margin-top:0;width:18.25pt;height:17.65pt;z-index:-15901184;mso-wrap-distance-left:0;mso-wrap-distance-right:0" coordsize="231775,224154" o:gfxdata="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">
-                      <v:shape id="Graphic 18" o:spid="_x0000_s1027" style="position:absolute;top:12;width:231775;height:224154;visibility:visible;mso-wrap-style:square;v-text-anchor:top" coordsize="231775,224154" o:gfxdata="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" path="m6083,l,,,6083,,108191r,6096l,217919r,6096l6083,224015r,-6096l6083,114287r,-6096l6083,6083,6083,xem231648,r-6096,l6096,r,6083l225552,6083r,102108l225552,114287r,103632l6096,217919r,6096l225552,224015r6096,l231648,217919r,-103632l231648,108191r,-102108l231648,xe" fillcolor="black" stroked="f">
-                        <v:path arrowok="t"/>
-                      </v:shape>
-                    </v:group>
-                  </w:pict>
-                </mc:Fallback>
-              </mc:AlternateContent>
-            </w:r>
-            <w:r>
-              <w:rPr>
-                <w:noProof/>
-                <w:sz w:val="14"/>
-              </w:rPr>
-              <mc:AlternateContent>
-                <mc:Choice Requires="wpg">
-                  <w:drawing>
-                    <wp:anchor distT="0" distB="0" distL="0" distR="0" simplePos="0" relativeHeight="487415808" behindDoc="1" locked="0" layoutInCell="1" allowOverlap="1" wp14:anchorId="0C1AD0D7" wp14:editId="7BCA8ADD">
-                      <wp:simplePos x="0" y="0"/>
-                      <wp:positionH relativeFrom="column">
-                        <wp:posOffset>4491812</wp:posOffset>
-                      </wp:positionH>
-                      <wp:positionV relativeFrom="paragraph">
-                        <wp:posOffset>-178</wp:posOffset>
-                      </wp:positionV>
-                      <wp:extent cx="180340" cy="224154"/>
-                      <wp:effectExtent l="0" t="0" r="0" b="0"/>
-                      <wp:wrapNone/>
-                      <wp:docPr id="19" name="Group 19"/>
-                      <wp:cNvGraphicFramePr>
-                        <a:graphicFrameLocks xmlns:a="http://schemas.openxmlformats.org/drawingml/2006/main"/>
-                      </wp:cNvGraphicFramePr>
-                      <a:graphic xmlns:a="http://schemas.openxmlformats.org/drawingml/2006/main">
-                        <a:graphicData uri="http://schemas.microsoft.com/office/word/2010/wordprocessingGroup">
-                          <wpg:wgp>
-                            <wpg:cNvGrpSpPr>
-                              <a:grpSpLocks/>
-                            </wpg:cNvGrpSpPr>
-                            <wpg:grpSpPr>
-                              <a:xfrm>
-                                <a:off x="0" y="0"/>
-                                <a:ext cx="180340" cy="224154"/>
-                                <a:chOff x="0" y="0"/>
-                                <a:chExt cx="180340" cy="224154"/>
-                              </a:xfrm>
-                            </wpg:grpSpPr>
-                            <wps:wsp>
-                              <wps:cNvPr id="20" name="Graphic 20"/>
-                              <wps:cNvSpPr/>
-                              <wps:spPr>
-                                <a:xfrm>
-                                  <a:off x="0" y="12"/>
-                                  <a:ext cx="180340" cy="224154"/>
-                                </a:xfrm>
-                                <a:custGeom>
-                                  <a:avLst/>
-                                  <a:gdLst/>
-                                  <a:ahLst/>
-                                  <a:cxnLst/>
-                                  <a:rect l="l" t="t" r="r" b="b"/>
-                                  <a:pathLst>
-                                    <a:path w="180340" h="224154">
-                                      <a:moveTo>
-                                        <a:pt x="174040" y="0"/>
-                                      </a:moveTo>
-                                      <a:lnTo>
-                                        <a:pt x="6096" y="0"/>
-                                      </a:lnTo>
-                                      <a:lnTo>
-                                        <a:pt x="0" y="0"/>
-                                      </a:lnTo>
-                                      <a:lnTo>
-                                        <a:pt x="0" y="6083"/>
-                                      </a:lnTo>
-                                      <a:lnTo>
-                                        <a:pt x="0" y="108191"/>
-                                      </a:lnTo>
-                                      <a:lnTo>
-                                        <a:pt x="0" y="114287"/>
-                                      </a:lnTo>
-                                      <a:lnTo>
-                                        <a:pt x="0" y="217919"/>
-                                      </a:lnTo>
-                                      <a:lnTo>
-                                        <a:pt x="0" y="224015"/>
-                                      </a:lnTo>
-                                      <a:lnTo>
-                                        <a:pt x="6096" y="224015"/>
-                                      </a:lnTo>
-                                      <a:lnTo>
-                                        <a:pt x="174040" y="224015"/>
-                                      </a:lnTo>
-                                      <a:lnTo>
-                                        <a:pt x="174040" y="217919"/>
-                                      </a:lnTo>
-                                      <a:lnTo>
-                                        <a:pt x="6096" y="217919"/>
-                                      </a:lnTo>
-                                      <a:lnTo>
-                                        <a:pt x="6096" y="114287"/>
-                                      </a:lnTo>
-                                      <a:lnTo>
-                                        <a:pt x="6096" y="108191"/>
-                                      </a:lnTo>
-                                      <a:lnTo>
-                                        <a:pt x="6096" y="6083"/>
-                                      </a:lnTo>
-                                      <a:lnTo>
-                                        <a:pt x="174040" y="6083"/>
-                                      </a:lnTo>
-                                      <a:lnTo>
-                                        <a:pt x="174040" y="0"/>
-                                      </a:lnTo>
-                                      <a:close/>
-                                    </a:path>
-                                    <a:path w="180340" h="224154">
-                                      <a:moveTo>
-                                        <a:pt x="180213" y="0"/>
-                                      </a:moveTo>
-                                      <a:lnTo>
-                                        <a:pt x="174117" y="0"/>
-                                      </a:lnTo>
-                                      <a:lnTo>
-                                        <a:pt x="174117" y="6083"/>
-                                      </a:lnTo>
-                                      <a:lnTo>
-                                        <a:pt x="174117" y="108191"/>
-                                      </a:lnTo>
-                                      <a:lnTo>
-                                        <a:pt x="174117" y="114287"/>
-                                      </a:lnTo>
-                                      <a:lnTo>
-                                        <a:pt x="174117" y="217919"/>
-                                      </a:lnTo>
-                                      <a:lnTo>
-                                        <a:pt x="174117" y="224015"/>
-                                      </a:lnTo>
-                                      <a:lnTo>
-                                        <a:pt x="180213" y="224015"/>
-                                      </a:lnTo>
-                                      <a:lnTo>
-                                        <a:pt x="180213" y="217919"/>
-                                      </a:lnTo>
-                                      <a:lnTo>
-                                        <a:pt x="180213" y="114287"/>
-                                      </a:lnTo>
-                                      <a:lnTo>
-                                        <a:pt x="180213" y="108191"/>
-                                      </a:lnTo>
-                                      <a:lnTo>
-                                        <a:pt x="180213" y="6083"/>
-                                      </a:lnTo>
-                                      <a:lnTo>
-                                        <a:pt x="180213" y="0"/>
-                                      </a:lnTo>
-                                      <a:close/>
-                                    </a:path>
-                                  </a:pathLst>
-                                </a:custGeom>
-                                <a:solidFill>
-                                  <a:srgbClr val="000000"/>
-                                </a:solidFill>
-                              </wps:spPr>
-                              <wps:bodyPr wrap="square" lIns="0" tIns="0" rIns="0" bIns="0" rtlCol="0">
-                                <a:prstTxWarp prst="textNoShape">
-                                  <a:avLst/>
-                                </a:prstTxWarp>
-                                <a:noAutofit/>
-                              </wps:bodyPr>
-                            </wps:wsp>
-                          </wpg:wgp>
-                        </a:graphicData>
-                      </a:graphic>
-                    </wp:anchor>
-                  </w:drawing>
-                </mc:Choice>
-                <mc:Fallback>
-                  <w:pict>
-                    <v:group w14:anchorId="76447225" id="Group 19" o:spid="_x0000_s1026" style="position:absolute;margin-left:353.7pt;margin-top:0;width:14.2pt;height:17.65pt;z-index:-15900672;mso-wrap-distance-left:0;mso-wrap-distance-right:0" coordsize="180340,224154" o:gfxdata="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">
-                      <v:shape id="Graphic 20" o:spid="_x0000_s1027" style="position:absolute;top:12;width:180340;height:224154;visibility:visible;mso-wrap-style:square;v-text-anchor:top" coordsize="180340,224154" o:gfxdata="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" path="m174040,l6096,,,,,6083,,108191r,6096l,217919r,6096l6096,224015r167944,l174040,217919r-167944,l6096,114287r,-6096l6096,6083r167944,l174040,xem180213,r-6096,l174117,6083r,102108l174117,114287r,103632l174117,224015r6096,l180213,217919r,-103632l180213,108191r,-102108l180213,xe" fillcolor="black" stroked="f">
-                        <v:path arrowok="t"/>
-                      </v:shape>
-                    </v:group>
-                  </w:pict>
-                </mc:Fallback>
-              </mc:AlternateContent>
-            </w:r>
-            <w:r>
-              <w:rPr>
                 <w:sz w:val="14"/>
               </w:rPr>
               <w:t>Background study</w:t>
@@ -4875,12 +2118,14 @@
               </w:rPr>
               <w:t xml:space="preserve"> </w:t>
             </w:r>
+            <w:proofErr w:type="spellStart"/>
             <w:r>
               <w:rPr>
                 <w:sz w:val="14"/>
               </w:rPr>
               <w:t>Commercialisation</w:t>
             </w:r>
+            <w:proofErr w:type="spellEnd"/>
             <w:r>
               <w:rPr>
                 <w:spacing w:val="-4"/>
@@ -5030,7 +2275,6 @@
         <w:tc>
           <w:tcPr>
             <w:tcW w:w="9026" w:type="dxa"/>
-            <w:gridSpan w:val="6"/>
           </w:tcPr>
           <w:p>
             <w:pPr>
@@ -5050,7 +2294,6 @@
         <w:tc>
           <w:tcPr>
             <w:tcW w:w="9026" w:type="dxa"/>
-            <w:gridSpan w:val="6"/>
           </w:tcPr>
           <w:p>
             <w:pPr>
@@ -5459,7 +2702,6 @@
         <w:tc>
           <w:tcPr>
             <w:tcW w:w="9026" w:type="dxa"/>
-            <w:gridSpan w:val="6"/>
           </w:tcPr>
           <w:p>
             <w:pPr>
@@ -5479,7 +2721,6 @@
         <w:tc>
           <w:tcPr>
             <w:tcW w:w="9026" w:type="dxa"/>
-            <w:gridSpan w:val="6"/>
             <w:tcBorders>
               <w:bottom w:val="nil"/>
             </w:tcBorders>
@@ -5612,11 +2853,11 @@
       </w:tr>
       <w:tr>
         <w:trPr>
-          <w:trHeight w:val="165"/>
+          <w:trHeight w:val="264"/>
         </w:trPr>
         <w:tc>
           <w:tcPr>
-            <w:tcW w:w="113" w:type="dxa"/>
+            <w:tcW w:w="9026" w:type="dxa"/>
             <w:tcBorders>
               <w:top w:val="nil"/>
             </w:tcBorders>
@@ -5626,134 +2867,38 @@
               <w:pStyle w:val="TableParagraph"/>
               <w:rPr>
                 <w:rFonts w:ascii="Times New Roman"/>
-                <w:sz w:val="10"/>
-              </w:rPr>
-            </w:pPr>
-          </w:p>
-        </w:tc>
-        <w:tc>
-          <w:tcPr>
-            <w:tcW w:w="238" w:type="dxa"/>
-            <w:tcBorders>
-              <w:bottom w:val="single" w:sz="8" w:space="0" w:color="000000"/>
-            </w:tcBorders>
-          </w:tcPr>
-          <w:p>
-            <w:pPr>
-              <w:pStyle w:val="TableParagraph"/>
+                <w:sz w:val="14"/>
+                <w:szCs w:val="28"/>
+              </w:rPr>
+            </w:pPr>
+            <w:r>
               <w:rPr>
                 <w:rFonts w:ascii="Times New Roman"/>
-                <w:sz w:val="10"/>
-              </w:rPr>
-            </w:pPr>
-          </w:p>
-        </w:tc>
-        <w:tc>
-          <w:tcPr>
-            <w:tcW w:w="1772" w:type="dxa"/>
-            <w:tcBorders>
-              <w:top w:val="nil"/>
-            </w:tcBorders>
-          </w:tcPr>
-          <w:p>
-            <w:pPr>
-              <w:pStyle w:val="TableParagraph"/>
-              <w:spacing w:line="145" w:lineRule="exact"/>
-              <w:ind w:left="107"/>
-              <w:rPr>
-                <w:sz w:val="14"/>
-              </w:rPr>
-            </w:pPr>
-            <w:r>
-              <w:rPr>
-                <w:sz w:val="14"/>
-              </w:rPr>
-              <w:t>Not</w:t>
-            </w:r>
-            <w:r>
-              <w:rPr>
-                <w:spacing w:val="-4"/>
-                <w:sz w:val="14"/>
-              </w:rPr>
-              <w:t xml:space="preserve"> </w:t>
-            </w:r>
-            <w:r>
-              <w:rPr>
-                <w:spacing w:val="-2"/>
-                <w:sz w:val="14"/>
+                <w:sz w:val="14"/>
+                <w:szCs w:val="28"/>
+              </w:rPr>
+              <w:t xml:space="preserve">                       Not Satisfactory                                        </w:t>
+            </w:r>
+            <w:proofErr w:type="spellStart"/>
+            <w:r>
+              <w:rPr>
+                <w:rFonts w:ascii="Times New Roman"/>
+                <w:sz w:val="14"/>
+                <w:szCs w:val="28"/>
               </w:rPr>
               <w:t>Satisfactory</w:t>
             </w:r>
-          </w:p>
-        </w:tc>
-        <w:tc>
-          <w:tcPr>
-            <w:tcW w:w="273" w:type="dxa"/>
-            <w:tcBorders>
-              <w:bottom w:val="single" w:sz="8" w:space="0" w:color="000000"/>
-            </w:tcBorders>
-          </w:tcPr>
-          <w:p>
-            <w:pPr>
-              <w:pStyle w:val="TableParagraph"/>
-              <w:rPr>
-                <w:rFonts w:ascii="Times New Roman"/>
-                <w:sz w:val="10"/>
-              </w:rPr>
-            </w:pPr>
-          </w:p>
-        </w:tc>
-        <w:tc>
-          <w:tcPr>
-            <w:tcW w:w="3525" w:type="dxa"/>
-            <w:tcBorders>
-              <w:top w:val="nil"/>
-            </w:tcBorders>
-          </w:tcPr>
-          <w:p>
-            <w:pPr>
-              <w:pStyle w:val="TableParagraph"/>
-              <w:spacing w:line="145" w:lineRule="exact"/>
-              <w:ind w:left="105"/>
-              <w:rPr>
-                <w:sz w:val="14"/>
-              </w:rPr>
-            </w:pPr>
-            <w:r>
-              <w:rPr>
-                <w:spacing w:val="-2"/>
-                <w:sz w:val="14"/>
-              </w:rPr>
-              <w:t>Satisfactory</w:t>
-            </w:r>
-          </w:p>
-        </w:tc>
-        <w:tc>
-          <w:tcPr>
-            <w:tcW w:w="3105" w:type="dxa"/>
-            <w:tcBorders>
-              <w:top w:val="nil"/>
-            </w:tcBorders>
-          </w:tcPr>
-          <w:p>
-            <w:pPr>
-              <w:pStyle w:val="TableParagraph"/>
-              <w:rPr>
-                <w:rFonts w:ascii="Times New Roman"/>
-                <w:sz w:val="10"/>
-              </w:rPr>
-            </w:pPr>
+            <w:proofErr w:type="spellEnd"/>
           </w:p>
         </w:tc>
       </w:tr>
       <w:tr>
         <w:trPr>
-          <w:trHeight w:val="916"/>
+          <w:trHeight w:val="546"/>
         </w:trPr>
         <w:tc>
           <w:tcPr>
             <w:tcW w:w="9026" w:type="dxa"/>
-            <w:gridSpan w:val="6"/>
             <w:tcBorders>
               <w:top w:val="single" w:sz="8" w:space="0" w:color="000000"/>
             </w:tcBorders>
@@ -7789,6 +4934,7 @@
   <w:style w:type="character" w:default="1" w:styleId="DefaultParagraphFont">
     <w:name w:val="Default Paragraph Font"/>
     <w:uiPriority w:val="1"/>
+    <w:semiHidden/>
     <w:unhideWhenUsed/>
   </w:style>
   <w:style w:type="table" w:default="1" w:styleId="TableNormal">
